--- a/NLP Log Book.docx
+++ b/NLP Log Book.docx
@@ -348,6 +348,20 @@
           <w:szCs w:val="24"/>
         </w:rPr>
         <w:t>:</w:t>
+      </w:r>
+      <w:bookmarkStart w:id="0" w:name="_GoBack"/>
+      <w:bookmarkEnd w:id="0"/>
+      <w:r>
+        <w:t xml:space="preserve"> </w:t>
+      </w:r>
+      <w:r>
+        <w:rPr>
+          <w:rFonts w:ascii="Times New Roman" w:hAnsi="Times New Roman" w:cs="Times New Roman"/>
+          <w:b/>
+          <w:sz w:val="24"/>
+          <w:szCs w:val="24"/>
+        </w:rPr>
+        <w:t>https://github.com/Kasankal/NLP-ChatBot.git</w:t>
       </w:r>
     </w:p>
     <w:p>
@@ -1901,7 +1915,7 @@
       <w:pPr>
         <w:pStyle w:val="Heading1"/>
       </w:pPr>
-      <w:bookmarkStart w:id="0" w:name="_Toc231556418"/>
+      <w:bookmarkStart w:id="1" w:name="_Toc231556418"/>
     </w:p>
     <w:p>
       <w:pPr>
@@ -2900,10 +2914,7 @@
     <w:p/>
     <w:p/>
     <w:p/>
-    <w:p>
-      <w:bookmarkStart w:id="1" w:name="_GoBack"/>
-      <w:bookmarkEnd w:id="1"/>
-    </w:p>
+    <w:p/>
     <w:p>
       <w:pPr>
         <w:pStyle w:val="Heading1"/>
@@ -2912,7 +2923,7 @@
         <w:lastRenderedPageBreak/>
         <w:t>WEEK 1: INTRODUCTION TO NLP AND APPLICATIONS</w:t>
       </w:r>
-      <w:bookmarkEnd w:id="0"/>
+      <w:bookmarkEnd w:id="1"/>
     </w:p>
     <w:p>
       <w:pPr>
@@ -2994,14 +3005,27 @@
       <w:r>
         <w:t xml:space="preserve">Figure </w:t>
       </w:r>
-      <w:fldSimple w:instr=" SEQ Figure \* ARABIC ">
-        <w:r>
-          <w:rPr>
-            <w:noProof/>
-          </w:rPr>
-          <w:t>1</w:t>
-        </w:r>
-      </w:fldSimple>
+      <w:r>
+        <w:fldChar w:fldCharType="begin"/>
+      </w:r>
+      <w:r>
+        <w:instrText xml:space="preserve"> SEQ Figure \* ARABIC </w:instrText>
+      </w:r>
+      <w:r>
+        <w:fldChar w:fldCharType="separate"/>
+      </w:r>
+      <w:r>
+        <w:rPr>
+          <w:noProof/>
+        </w:rPr>
+        <w:t>1</w:t>
+      </w:r>
+      <w:r>
+        <w:rPr>
+          <w:noProof/>
+        </w:rPr>
+        <w:fldChar w:fldCharType="end"/>
+      </w:r>
       <w:r>
         <w:t>:Python Installation</w:t>
       </w:r>
@@ -3093,14 +3117,27 @@
       <w:r>
         <w:t xml:space="preserve">Figure </w:t>
       </w:r>
-      <w:fldSimple w:instr=" SEQ Figure \* ARABIC ">
-        <w:r>
-          <w:rPr>
-            <w:noProof/>
-          </w:rPr>
-          <w:t>2</w:t>
-        </w:r>
-      </w:fldSimple>
+      <w:r>
+        <w:fldChar w:fldCharType="begin"/>
+      </w:r>
+      <w:r>
+        <w:instrText xml:space="preserve"> SEQ Figure \* ARABIC </w:instrText>
+      </w:r>
+      <w:r>
+        <w:fldChar w:fldCharType="separate"/>
+      </w:r>
+      <w:r>
+        <w:rPr>
+          <w:noProof/>
+        </w:rPr>
+        <w:t>2</w:t>
+      </w:r>
+      <w:r>
+        <w:rPr>
+          <w:noProof/>
+        </w:rPr>
+        <w:fldChar w:fldCharType="end"/>
+      </w:r>
       <w:r>
         <w:t xml:space="preserve">: </w:t>
       </w:r>
@@ -3235,14 +3272,27 @@
       <w:r>
         <w:t xml:space="preserve">Figure </w:t>
       </w:r>
-      <w:fldSimple w:instr=" SEQ Figure \* ARABIC ">
-        <w:r>
-          <w:rPr>
-            <w:noProof/>
-          </w:rPr>
-          <w:t>3</w:t>
-        </w:r>
-      </w:fldSimple>
+      <w:r>
+        <w:fldChar w:fldCharType="begin"/>
+      </w:r>
+      <w:r>
+        <w:instrText xml:space="preserve"> SEQ Figure \* ARABIC </w:instrText>
+      </w:r>
+      <w:r>
+        <w:fldChar w:fldCharType="separate"/>
+      </w:r>
+      <w:r>
+        <w:rPr>
+          <w:noProof/>
+        </w:rPr>
+        <w:t>3</w:t>
+      </w:r>
+      <w:r>
+        <w:rPr>
+          <w:noProof/>
+        </w:rPr>
+        <w:fldChar w:fldCharType="end"/>
+      </w:r>
       <w:r>
         <w:t>: NLTK Installation</w:t>
       </w:r>
@@ -3334,14 +3384,27 @@
       <w:r>
         <w:t xml:space="preserve">Figure </w:t>
       </w:r>
-      <w:fldSimple w:instr=" SEQ Figure \* ARABIC ">
-        <w:r>
-          <w:rPr>
-            <w:noProof/>
-          </w:rPr>
-          <w:t>4</w:t>
-        </w:r>
-      </w:fldSimple>
+      <w:r>
+        <w:fldChar w:fldCharType="begin"/>
+      </w:r>
+      <w:r>
+        <w:instrText xml:space="preserve"> SEQ Figure \* ARABIC </w:instrText>
+      </w:r>
+      <w:r>
+        <w:fldChar w:fldCharType="separate"/>
+      </w:r>
+      <w:r>
+        <w:rPr>
+          <w:noProof/>
+        </w:rPr>
+        <w:t>4</w:t>
+      </w:r>
+      <w:r>
+        <w:rPr>
+          <w:noProof/>
+        </w:rPr>
+        <w:fldChar w:fldCharType="end"/>
+      </w:r>
       <w:r>
         <w:t>: Tokenization output</w:t>
       </w:r>
@@ -3455,14 +3518,27 @@
       <w:r>
         <w:t xml:space="preserve">Figure </w:t>
       </w:r>
-      <w:fldSimple w:instr=" SEQ Figure \* ARABIC ">
-        <w:r>
-          <w:rPr>
-            <w:noProof/>
-          </w:rPr>
-          <w:t>5</w:t>
-        </w:r>
-      </w:fldSimple>
+      <w:r>
+        <w:fldChar w:fldCharType="begin"/>
+      </w:r>
+      <w:r>
+        <w:instrText xml:space="preserve"> SEQ Figure \* ARABIC </w:instrText>
+      </w:r>
+      <w:r>
+        <w:fldChar w:fldCharType="separate"/>
+      </w:r>
+      <w:r>
+        <w:rPr>
+          <w:noProof/>
+        </w:rPr>
+        <w:t>5</w:t>
+      </w:r>
+      <w:r>
+        <w:rPr>
+          <w:noProof/>
+        </w:rPr>
+        <w:fldChar w:fldCharType="end"/>
+      </w:r>
       <w:r>
         <w:t>: Stop word Removal</w:t>
       </w:r>
@@ -3540,14 +3616,27 @@
       <w:r>
         <w:t xml:space="preserve">Figure </w:t>
       </w:r>
-      <w:fldSimple w:instr=" SEQ Figure \* ARABIC ">
-        <w:r>
-          <w:rPr>
-            <w:noProof/>
-          </w:rPr>
-          <w:t>6</w:t>
-        </w:r>
-      </w:fldSimple>
+      <w:r>
+        <w:fldChar w:fldCharType="begin"/>
+      </w:r>
+      <w:r>
+        <w:instrText xml:space="preserve"> SEQ Figure \* ARABIC </w:instrText>
+      </w:r>
+      <w:r>
+        <w:fldChar w:fldCharType="separate"/>
+      </w:r>
+      <w:r>
+        <w:rPr>
+          <w:noProof/>
+        </w:rPr>
+        <w:t>6</w:t>
+      </w:r>
+      <w:r>
+        <w:rPr>
+          <w:noProof/>
+        </w:rPr>
+        <w:fldChar w:fldCharType="end"/>
+      </w:r>
       <w:r>
         <w:t>: NLP Applications</w:t>
       </w:r>
@@ -3660,14 +3749,27 @@
       <w:r>
         <w:t xml:space="preserve">Figure </w:t>
       </w:r>
-      <w:fldSimple w:instr=" SEQ Figure \* ARABIC ">
-        <w:r>
-          <w:rPr>
-            <w:noProof/>
-          </w:rPr>
-          <w:t>7</w:t>
-        </w:r>
-      </w:fldSimple>
+      <w:r>
+        <w:fldChar w:fldCharType="begin"/>
+      </w:r>
+      <w:r>
+        <w:instrText xml:space="preserve"> SEQ Figure \* ARABIC </w:instrText>
+      </w:r>
+      <w:r>
+        <w:fldChar w:fldCharType="separate"/>
+      </w:r>
+      <w:r>
+        <w:rPr>
+          <w:noProof/>
+        </w:rPr>
+        <w:t>7</w:t>
+      </w:r>
+      <w:r>
+        <w:rPr>
+          <w:noProof/>
+        </w:rPr>
+        <w:fldChar w:fldCharType="end"/>
+      </w:r>
       <w:r>
         <w:t>: Bigram output</w:t>
       </w:r>
@@ -3744,14 +3846,27 @@
       <w:r>
         <w:t xml:space="preserve">Figure </w:t>
       </w:r>
-      <w:fldSimple w:instr=" SEQ Figure \* ARABIC ">
-        <w:r>
-          <w:rPr>
-            <w:noProof/>
-          </w:rPr>
-          <w:t>8</w:t>
-        </w:r>
-      </w:fldSimple>
+      <w:r>
+        <w:fldChar w:fldCharType="begin"/>
+      </w:r>
+      <w:r>
+        <w:instrText xml:space="preserve"> SEQ Figure \* ARABIC </w:instrText>
+      </w:r>
+      <w:r>
+        <w:fldChar w:fldCharType="separate"/>
+      </w:r>
+      <w:r>
+        <w:rPr>
+          <w:noProof/>
+        </w:rPr>
+        <w:t>8</w:t>
+      </w:r>
+      <w:r>
+        <w:rPr>
+          <w:noProof/>
+        </w:rPr>
+        <w:fldChar w:fldCharType="end"/>
+      </w:r>
       <w:r>
         <w:t>:POS Tagging code and output.</w:t>
       </w:r>
@@ -3869,14 +3984,27 @@
       <w:r>
         <w:t xml:space="preserve">Figure </w:t>
       </w:r>
-      <w:fldSimple w:instr=" SEQ Figure \* ARABIC ">
-        <w:r>
-          <w:rPr>
-            <w:noProof/>
-          </w:rPr>
-          <w:t>9</w:t>
-        </w:r>
-      </w:fldSimple>
+      <w:r>
+        <w:fldChar w:fldCharType="begin"/>
+      </w:r>
+      <w:r>
+        <w:instrText xml:space="preserve"> SEQ Figure \* ARABIC </w:instrText>
+      </w:r>
+      <w:r>
+        <w:fldChar w:fldCharType="separate"/>
+      </w:r>
+      <w:r>
+        <w:rPr>
+          <w:noProof/>
+        </w:rPr>
+        <w:t>9</w:t>
+      </w:r>
+      <w:r>
+        <w:rPr>
+          <w:noProof/>
+        </w:rPr>
+        <w:fldChar w:fldCharType="end"/>
+      </w:r>
       <w:r>
         <w:t>: Language prediction code and output.</w:t>
       </w:r>
@@ -3964,14 +4092,27 @@
       <w:r>
         <w:t xml:space="preserve">Figure </w:t>
       </w:r>
-      <w:fldSimple w:instr=" SEQ Figure \* ARABIC ">
-        <w:r>
-          <w:rPr>
-            <w:noProof/>
-          </w:rPr>
-          <w:t>10</w:t>
-        </w:r>
-      </w:fldSimple>
+      <w:r>
+        <w:fldChar w:fldCharType="begin"/>
+      </w:r>
+      <w:r>
+        <w:instrText xml:space="preserve"> SEQ Figure \* ARABIC </w:instrText>
+      </w:r>
+      <w:r>
+        <w:fldChar w:fldCharType="separate"/>
+      </w:r>
+      <w:r>
+        <w:rPr>
+          <w:noProof/>
+        </w:rPr>
+        <w:t>10</w:t>
+      </w:r>
+      <w:r>
+        <w:rPr>
+          <w:noProof/>
+        </w:rPr>
+        <w:fldChar w:fldCharType="end"/>
+      </w:r>
       <w:r>
         <w:t>:Sentence Analysis code and output.</w:t>
       </w:r>
@@ -4221,14 +4362,27 @@
       <w:r>
         <w:t xml:space="preserve">Figure </w:t>
       </w:r>
-      <w:fldSimple w:instr=" SEQ Figure \* ARABIC ">
-        <w:r>
-          <w:rPr>
-            <w:noProof/>
-          </w:rPr>
-          <w:t>11</w:t>
-        </w:r>
-      </w:fldSimple>
+      <w:r>
+        <w:fldChar w:fldCharType="begin"/>
+      </w:r>
+      <w:r>
+        <w:instrText xml:space="preserve"> SEQ Figure \* ARABIC </w:instrText>
+      </w:r>
+      <w:r>
+        <w:fldChar w:fldCharType="separate"/>
+      </w:r>
+      <w:r>
+        <w:rPr>
+          <w:noProof/>
+        </w:rPr>
+        <w:t>11</w:t>
+      </w:r>
+      <w:r>
+        <w:rPr>
+          <w:noProof/>
+        </w:rPr>
+        <w:fldChar w:fldCharType="end"/>
+      </w:r>
       <w:r>
         <w:t xml:space="preserve">: </w:t>
       </w:r>
@@ -4311,14 +4465,27 @@
       <w:r>
         <w:t xml:space="preserve">Figure </w:t>
       </w:r>
-      <w:fldSimple w:instr=" SEQ Figure \* ARABIC ">
-        <w:r>
-          <w:rPr>
-            <w:noProof/>
-          </w:rPr>
-          <w:t>12</w:t>
-        </w:r>
-      </w:fldSimple>
+      <w:r>
+        <w:fldChar w:fldCharType="begin"/>
+      </w:r>
+      <w:r>
+        <w:instrText xml:space="preserve"> SEQ Figure \* ARABIC </w:instrText>
+      </w:r>
+      <w:r>
+        <w:fldChar w:fldCharType="separate"/>
+      </w:r>
+      <w:r>
+        <w:rPr>
+          <w:noProof/>
+        </w:rPr>
+        <w:t>12</w:t>
+      </w:r>
+      <w:r>
+        <w:rPr>
+          <w:noProof/>
+        </w:rPr>
+        <w:fldChar w:fldCharType="end"/>
+      </w:r>
       <w:r>
         <w:t>: Code snippet showing POS</w:t>
       </w:r>
@@ -4549,14 +4716,30 @@
       <w:r>
         <w:t xml:space="preserve">Figure </w:t>
       </w:r>
-      <w:fldSimple w:instr=" SEQ Figure \* ARABIC ">
-        <w:r>
-          <w:rPr>
-            <w:noProof/>
-          </w:rPr>
-          <w:t>13</w:t>
-        </w:r>
-      </w:fldSimple>
+      <w:r>
+        <w:fldChar w:fldCharType="begin"/>
+      </w:r>
+      <w:r>
+        <w:instrText xml:space="preserve"> SEQ Figure \* ARA</w:instrText>
+      </w:r>
+      <w:r>
+        <w:instrText xml:space="preserve">BIC </w:instrText>
+      </w:r>
+      <w:r>
+        <w:fldChar w:fldCharType="separate"/>
+      </w:r>
+      <w:r>
+        <w:rPr>
+          <w:noProof/>
+        </w:rPr>
+        <w:t>13</w:t>
+      </w:r>
+      <w:r>
+        <w:rPr>
+          <w:noProof/>
+        </w:rPr>
+        <w:fldChar w:fldCharType="end"/>
+      </w:r>
       <w:r>
         <w:t>: Complete NLP Pipeline</w:t>
       </w:r>
@@ -4631,14 +4814,27 @@
       <w:r>
         <w:t xml:space="preserve">Figure </w:t>
       </w:r>
-      <w:fldSimple w:instr=" SEQ Figure \* ARABIC ">
-        <w:r>
-          <w:rPr>
-            <w:noProof/>
-          </w:rPr>
-          <w:t>14</w:t>
-        </w:r>
-      </w:fldSimple>
+      <w:r>
+        <w:fldChar w:fldCharType="begin"/>
+      </w:r>
+      <w:r>
+        <w:instrText xml:space="preserve"> SEQ Figure \* ARABIC </w:instrText>
+      </w:r>
+      <w:r>
+        <w:fldChar w:fldCharType="separate"/>
+      </w:r>
+      <w:r>
+        <w:rPr>
+          <w:noProof/>
+        </w:rPr>
+        <w:t>14</w:t>
+      </w:r>
+      <w:r>
+        <w:rPr>
+          <w:noProof/>
+        </w:rPr>
+        <w:fldChar w:fldCharType="end"/>
+      </w:r>
       <w:r>
         <w:t>:Chatbot sim</w:t>
       </w:r>
@@ -5661,7 +5857,7 @@
 </file>
 
 <file path=customXml/itemProps1.xml><?xml version="1.0" encoding="utf-8"?>
-<ds:datastoreItem xmlns:ds="http://schemas.openxmlformats.org/officeDocument/2006/customXml" ds:itemID="{E89010E7-7A9A-4215-B77F-14E0E35F2EC9}">
+<ds:datastoreItem xmlns:ds="http://schemas.openxmlformats.org/officeDocument/2006/customXml" ds:itemID="{19F5DBCB-530B-4C26-BC57-F049A7094D18}">
   <ds:schemaRefs>
     <ds:schemaRef ds:uri="http://schemas.openxmlformats.org/officeDocument/2006/bibliography"/>
   </ds:schemaRefs>

--- a/NLP Log Book.docx
+++ b/NLP Log Book.docx
@@ -349,30 +349,20 @@
         </w:rPr>
         <w:t>:</w:t>
       </w:r>
+      <w:r>
+        <w:t xml:space="preserve"> </w:t>
+      </w:r>
+      <w:r>
+        <w:rPr>
+          <w:rFonts w:ascii="Times New Roman" w:hAnsi="Times New Roman" w:cs="Times New Roman"/>
+          <w:b/>
+          <w:sz w:val="24"/>
+          <w:szCs w:val="24"/>
+        </w:rPr>
+        <w:t>https://github.com/Kasankal/NLP-ChatBot</w:t>
+      </w:r>
       <w:bookmarkStart w:id="0" w:name="_GoBack"/>
       <w:bookmarkEnd w:id="0"/>
-      <w:r>
-        <w:t xml:space="preserve"> </w:t>
-      </w:r>
-      <w:r>
-        <w:rPr>
-          <w:rFonts w:ascii="Times New Roman" w:hAnsi="Times New Roman" w:cs="Times New Roman"/>
-          <w:b/>
-          <w:sz w:val="24"/>
-          <w:szCs w:val="24"/>
-        </w:rPr>
-        <w:t>https://github.com/Kasankal/NLP-ChatBot.git</w:t>
-      </w:r>
-    </w:p>
-    <w:p>
-      <w:pPr>
-        <w:rPr>
-          <w:rFonts w:ascii="Times New Roman" w:hAnsi="Times New Roman" w:cs="Times New Roman"/>
-          <w:b/>
-          <w:sz w:val="24"/>
-          <w:szCs w:val="24"/>
-        </w:rPr>
-      </w:pPr>
     </w:p>
     <w:p>
       <w:pPr>
@@ -3005,27 +2995,14 @@
       <w:r>
         <w:t xml:space="preserve">Figure </w:t>
       </w:r>
-      <w:r>
-        <w:fldChar w:fldCharType="begin"/>
-      </w:r>
-      <w:r>
-        <w:instrText xml:space="preserve"> SEQ Figure \* ARABIC </w:instrText>
-      </w:r>
-      <w:r>
-        <w:fldChar w:fldCharType="separate"/>
-      </w:r>
-      <w:r>
-        <w:rPr>
-          <w:noProof/>
-        </w:rPr>
-        <w:t>1</w:t>
-      </w:r>
-      <w:r>
-        <w:rPr>
-          <w:noProof/>
-        </w:rPr>
-        <w:fldChar w:fldCharType="end"/>
-      </w:r>
+      <w:fldSimple w:instr=" SEQ Figure \* ARABIC ">
+        <w:r>
+          <w:rPr>
+            <w:noProof/>
+          </w:rPr>
+          <w:t>1</w:t>
+        </w:r>
+      </w:fldSimple>
       <w:r>
         <w:t>:Python Installation</w:t>
       </w:r>
@@ -3117,27 +3094,14 @@
       <w:r>
         <w:t xml:space="preserve">Figure </w:t>
       </w:r>
-      <w:r>
-        <w:fldChar w:fldCharType="begin"/>
-      </w:r>
-      <w:r>
-        <w:instrText xml:space="preserve"> SEQ Figure \* ARABIC </w:instrText>
-      </w:r>
-      <w:r>
-        <w:fldChar w:fldCharType="separate"/>
-      </w:r>
-      <w:r>
-        <w:rPr>
-          <w:noProof/>
-        </w:rPr>
-        <w:t>2</w:t>
-      </w:r>
-      <w:r>
-        <w:rPr>
-          <w:noProof/>
-        </w:rPr>
-        <w:fldChar w:fldCharType="end"/>
-      </w:r>
+      <w:fldSimple w:instr=" SEQ Figure \* ARABIC ">
+        <w:r>
+          <w:rPr>
+            <w:noProof/>
+          </w:rPr>
+          <w:t>2</w:t>
+        </w:r>
+      </w:fldSimple>
       <w:r>
         <w:t xml:space="preserve">: </w:t>
       </w:r>
@@ -3272,27 +3236,14 @@
       <w:r>
         <w:t xml:space="preserve">Figure </w:t>
       </w:r>
-      <w:r>
-        <w:fldChar w:fldCharType="begin"/>
-      </w:r>
-      <w:r>
-        <w:instrText xml:space="preserve"> SEQ Figure \* ARABIC </w:instrText>
-      </w:r>
-      <w:r>
-        <w:fldChar w:fldCharType="separate"/>
-      </w:r>
-      <w:r>
-        <w:rPr>
-          <w:noProof/>
-        </w:rPr>
-        <w:t>3</w:t>
-      </w:r>
-      <w:r>
-        <w:rPr>
-          <w:noProof/>
-        </w:rPr>
-        <w:fldChar w:fldCharType="end"/>
-      </w:r>
+      <w:fldSimple w:instr=" SEQ Figure \* ARABIC ">
+        <w:r>
+          <w:rPr>
+            <w:noProof/>
+          </w:rPr>
+          <w:t>3</w:t>
+        </w:r>
+      </w:fldSimple>
       <w:r>
         <w:t>: NLTK Installation</w:t>
       </w:r>
@@ -3384,27 +3335,14 @@
       <w:r>
         <w:t xml:space="preserve">Figure </w:t>
       </w:r>
-      <w:r>
-        <w:fldChar w:fldCharType="begin"/>
-      </w:r>
-      <w:r>
-        <w:instrText xml:space="preserve"> SEQ Figure \* ARABIC </w:instrText>
-      </w:r>
-      <w:r>
-        <w:fldChar w:fldCharType="separate"/>
-      </w:r>
-      <w:r>
-        <w:rPr>
-          <w:noProof/>
-        </w:rPr>
-        <w:t>4</w:t>
-      </w:r>
-      <w:r>
-        <w:rPr>
-          <w:noProof/>
-        </w:rPr>
-        <w:fldChar w:fldCharType="end"/>
-      </w:r>
+      <w:fldSimple w:instr=" SEQ Figure \* ARABIC ">
+        <w:r>
+          <w:rPr>
+            <w:noProof/>
+          </w:rPr>
+          <w:t>4</w:t>
+        </w:r>
+      </w:fldSimple>
       <w:r>
         <w:t>: Tokenization output</w:t>
       </w:r>
@@ -3518,27 +3456,14 @@
       <w:r>
         <w:t xml:space="preserve">Figure </w:t>
       </w:r>
-      <w:r>
-        <w:fldChar w:fldCharType="begin"/>
-      </w:r>
-      <w:r>
-        <w:instrText xml:space="preserve"> SEQ Figure \* ARABIC </w:instrText>
-      </w:r>
-      <w:r>
-        <w:fldChar w:fldCharType="separate"/>
-      </w:r>
-      <w:r>
-        <w:rPr>
-          <w:noProof/>
-        </w:rPr>
-        <w:t>5</w:t>
-      </w:r>
-      <w:r>
-        <w:rPr>
-          <w:noProof/>
-        </w:rPr>
-        <w:fldChar w:fldCharType="end"/>
-      </w:r>
+      <w:fldSimple w:instr=" SEQ Figure \* ARABIC ">
+        <w:r>
+          <w:rPr>
+            <w:noProof/>
+          </w:rPr>
+          <w:t>5</w:t>
+        </w:r>
+      </w:fldSimple>
       <w:r>
         <w:t>: Stop word Removal</w:t>
       </w:r>
@@ -3616,27 +3541,14 @@
       <w:r>
         <w:t xml:space="preserve">Figure </w:t>
       </w:r>
-      <w:r>
-        <w:fldChar w:fldCharType="begin"/>
-      </w:r>
-      <w:r>
-        <w:instrText xml:space="preserve"> SEQ Figure \* ARABIC </w:instrText>
-      </w:r>
-      <w:r>
-        <w:fldChar w:fldCharType="separate"/>
-      </w:r>
-      <w:r>
-        <w:rPr>
-          <w:noProof/>
-        </w:rPr>
-        <w:t>6</w:t>
-      </w:r>
-      <w:r>
-        <w:rPr>
-          <w:noProof/>
-        </w:rPr>
-        <w:fldChar w:fldCharType="end"/>
-      </w:r>
+      <w:fldSimple w:instr=" SEQ Figure \* ARABIC ">
+        <w:r>
+          <w:rPr>
+            <w:noProof/>
+          </w:rPr>
+          <w:t>6</w:t>
+        </w:r>
+      </w:fldSimple>
       <w:r>
         <w:t>: NLP Applications</w:t>
       </w:r>
@@ -3749,27 +3661,14 @@
       <w:r>
         <w:t xml:space="preserve">Figure </w:t>
       </w:r>
-      <w:r>
-        <w:fldChar w:fldCharType="begin"/>
-      </w:r>
-      <w:r>
-        <w:instrText xml:space="preserve"> SEQ Figure \* ARABIC </w:instrText>
-      </w:r>
-      <w:r>
-        <w:fldChar w:fldCharType="separate"/>
-      </w:r>
-      <w:r>
-        <w:rPr>
-          <w:noProof/>
-        </w:rPr>
-        <w:t>7</w:t>
-      </w:r>
-      <w:r>
-        <w:rPr>
-          <w:noProof/>
-        </w:rPr>
-        <w:fldChar w:fldCharType="end"/>
-      </w:r>
+      <w:fldSimple w:instr=" SEQ Figure \* ARABIC ">
+        <w:r>
+          <w:rPr>
+            <w:noProof/>
+          </w:rPr>
+          <w:t>7</w:t>
+        </w:r>
+      </w:fldSimple>
       <w:r>
         <w:t>: Bigram output</w:t>
       </w:r>
@@ -3846,27 +3745,14 @@
       <w:r>
         <w:t xml:space="preserve">Figure </w:t>
       </w:r>
-      <w:r>
-        <w:fldChar w:fldCharType="begin"/>
-      </w:r>
-      <w:r>
-        <w:instrText xml:space="preserve"> SEQ Figure \* ARABIC </w:instrText>
-      </w:r>
-      <w:r>
-        <w:fldChar w:fldCharType="separate"/>
-      </w:r>
-      <w:r>
-        <w:rPr>
-          <w:noProof/>
-        </w:rPr>
-        <w:t>8</w:t>
-      </w:r>
-      <w:r>
-        <w:rPr>
-          <w:noProof/>
-        </w:rPr>
-        <w:fldChar w:fldCharType="end"/>
-      </w:r>
+      <w:fldSimple w:instr=" SEQ Figure \* ARABIC ">
+        <w:r>
+          <w:rPr>
+            <w:noProof/>
+          </w:rPr>
+          <w:t>8</w:t>
+        </w:r>
+      </w:fldSimple>
       <w:r>
         <w:t>:POS Tagging code and output.</w:t>
       </w:r>
@@ -3984,27 +3870,14 @@
       <w:r>
         <w:t xml:space="preserve">Figure </w:t>
       </w:r>
-      <w:r>
-        <w:fldChar w:fldCharType="begin"/>
-      </w:r>
-      <w:r>
-        <w:instrText xml:space="preserve"> SEQ Figure \* ARABIC </w:instrText>
-      </w:r>
-      <w:r>
-        <w:fldChar w:fldCharType="separate"/>
-      </w:r>
-      <w:r>
-        <w:rPr>
-          <w:noProof/>
-        </w:rPr>
-        <w:t>9</w:t>
-      </w:r>
-      <w:r>
-        <w:rPr>
-          <w:noProof/>
-        </w:rPr>
-        <w:fldChar w:fldCharType="end"/>
-      </w:r>
+      <w:fldSimple w:instr=" SEQ Figure \* ARABIC ">
+        <w:r>
+          <w:rPr>
+            <w:noProof/>
+          </w:rPr>
+          <w:t>9</w:t>
+        </w:r>
+      </w:fldSimple>
       <w:r>
         <w:t>: Language prediction code and output.</w:t>
       </w:r>
@@ -4092,27 +3965,14 @@
       <w:r>
         <w:t xml:space="preserve">Figure </w:t>
       </w:r>
-      <w:r>
-        <w:fldChar w:fldCharType="begin"/>
-      </w:r>
-      <w:r>
-        <w:instrText xml:space="preserve"> SEQ Figure \* ARABIC </w:instrText>
-      </w:r>
-      <w:r>
-        <w:fldChar w:fldCharType="separate"/>
-      </w:r>
-      <w:r>
-        <w:rPr>
-          <w:noProof/>
-        </w:rPr>
-        <w:t>10</w:t>
-      </w:r>
-      <w:r>
-        <w:rPr>
-          <w:noProof/>
-        </w:rPr>
-        <w:fldChar w:fldCharType="end"/>
-      </w:r>
+      <w:fldSimple w:instr=" SEQ Figure \* ARABIC ">
+        <w:r>
+          <w:rPr>
+            <w:noProof/>
+          </w:rPr>
+          <w:t>10</w:t>
+        </w:r>
+      </w:fldSimple>
       <w:r>
         <w:t>:Sentence Analysis code and output.</w:t>
       </w:r>
@@ -4362,27 +4222,14 @@
       <w:r>
         <w:t xml:space="preserve">Figure </w:t>
       </w:r>
-      <w:r>
-        <w:fldChar w:fldCharType="begin"/>
-      </w:r>
-      <w:r>
-        <w:instrText xml:space="preserve"> SEQ Figure \* ARABIC </w:instrText>
-      </w:r>
-      <w:r>
-        <w:fldChar w:fldCharType="separate"/>
-      </w:r>
-      <w:r>
-        <w:rPr>
-          <w:noProof/>
-        </w:rPr>
-        <w:t>11</w:t>
-      </w:r>
-      <w:r>
-        <w:rPr>
-          <w:noProof/>
-        </w:rPr>
-        <w:fldChar w:fldCharType="end"/>
-      </w:r>
+      <w:fldSimple w:instr=" SEQ Figure \* ARABIC ">
+        <w:r>
+          <w:rPr>
+            <w:noProof/>
+          </w:rPr>
+          <w:t>11</w:t>
+        </w:r>
+      </w:fldSimple>
       <w:r>
         <w:t xml:space="preserve">: </w:t>
       </w:r>
@@ -4465,27 +4312,14 @@
       <w:r>
         <w:t xml:space="preserve">Figure </w:t>
       </w:r>
-      <w:r>
-        <w:fldChar w:fldCharType="begin"/>
-      </w:r>
-      <w:r>
-        <w:instrText xml:space="preserve"> SEQ Figure \* ARABIC </w:instrText>
-      </w:r>
-      <w:r>
-        <w:fldChar w:fldCharType="separate"/>
-      </w:r>
-      <w:r>
-        <w:rPr>
-          <w:noProof/>
-        </w:rPr>
-        <w:t>12</w:t>
-      </w:r>
-      <w:r>
-        <w:rPr>
-          <w:noProof/>
-        </w:rPr>
-        <w:fldChar w:fldCharType="end"/>
-      </w:r>
+      <w:fldSimple w:instr=" SEQ Figure \* ARABIC ">
+        <w:r>
+          <w:rPr>
+            <w:noProof/>
+          </w:rPr>
+          <w:t>12</w:t>
+        </w:r>
+      </w:fldSimple>
       <w:r>
         <w:t>: Code snippet showing POS</w:t>
       </w:r>
@@ -4716,30 +4550,14 @@
       <w:r>
         <w:t xml:space="preserve">Figure </w:t>
       </w:r>
-      <w:r>
-        <w:fldChar w:fldCharType="begin"/>
-      </w:r>
-      <w:r>
-        <w:instrText xml:space="preserve"> SEQ Figure \* ARA</w:instrText>
-      </w:r>
-      <w:r>
-        <w:instrText xml:space="preserve">BIC </w:instrText>
-      </w:r>
-      <w:r>
-        <w:fldChar w:fldCharType="separate"/>
-      </w:r>
-      <w:r>
-        <w:rPr>
-          <w:noProof/>
-        </w:rPr>
-        <w:t>13</w:t>
-      </w:r>
-      <w:r>
-        <w:rPr>
-          <w:noProof/>
-        </w:rPr>
-        <w:fldChar w:fldCharType="end"/>
-      </w:r>
+      <w:fldSimple w:instr=" SEQ Figure \* ARABIC ">
+        <w:r>
+          <w:rPr>
+            <w:noProof/>
+          </w:rPr>
+          <w:t>13</w:t>
+        </w:r>
+      </w:fldSimple>
       <w:r>
         <w:t>: Complete NLP Pipeline</w:t>
       </w:r>
@@ -4814,27 +4632,14 @@
       <w:r>
         <w:t xml:space="preserve">Figure </w:t>
       </w:r>
-      <w:r>
-        <w:fldChar w:fldCharType="begin"/>
-      </w:r>
-      <w:r>
-        <w:instrText xml:space="preserve"> SEQ Figure \* ARABIC </w:instrText>
-      </w:r>
-      <w:r>
-        <w:fldChar w:fldCharType="separate"/>
-      </w:r>
-      <w:r>
-        <w:rPr>
-          <w:noProof/>
-        </w:rPr>
-        <w:t>14</w:t>
-      </w:r>
-      <w:r>
-        <w:rPr>
-          <w:noProof/>
-        </w:rPr>
-        <w:fldChar w:fldCharType="end"/>
-      </w:r>
+      <w:fldSimple w:instr=" SEQ Figure \* ARABIC ">
+        <w:r>
+          <w:rPr>
+            <w:noProof/>
+          </w:rPr>
+          <w:t>14</w:t>
+        </w:r>
+      </w:fldSimple>
       <w:r>
         <w:t>:Chatbot sim</w:t>
       </w:r>
@@ -5857,7 +5662,7 @@
 </file>
 
 <file path=customXml/itemProps1.xml><?xml version="1.0" encoding="utf-8"?>
-<ds:datastoreItem xmlns:ds="http://schemas.openxmlformats.org/officeDocument/2006/customXml" ds:itemID="{19F5DBCB-530B-4C26-BC57-F049A7094D18}">
+<ds:datastoreItem xmlns:ds="http://schemas.openxmlformats.org/officeDocument/2006/customXml" ds:itemID="{83D5F600-A497-49F6-9C8B-E26A98C60737}">
   <ds:schemaRefs>
     <ds:schemaRef ds:uri="http://schemas.openxmlformats.org/officeDocument/2006/bibliography"/>
   </ds:schemaRefs>

--- a/NLP Log Book.docx
+++ b/NLP Log Book.docx
@@ -14,24 +14,79 @@
       </w:pPr>
       <w:r>
         <w:rPr>
+          <w:noProof/>
+        </w:rPr>
+        <w:drawing>
+          <wp:inline distT="0" distB="0" distL="0" distR="0" wp14:anchorId="07FD5F69" wp14:editId="2A24EED1">
+            <wp:extent cx="4305300" cy="1057275"/>
+            <wp:effectExtent l="0" t="0" r="0" b="9525"/>
+            <wp:docPr id="18" name="Picture 18" descr="Mount Kenya University"/>
+            <wp:cNvGraphicFramePr>
+              <a:graphicFrameLocks xmlns:a="http://schemas.openxmlformats.org/drawingml/2006/main" noChangeAspect="1"/>
+            </wp:cNvGraphicFramePr>
+            <a:graphic xmlns:a="http://schemas.openxmlformats.org/drawingml/2006/main">
+              <a:graphicData uri="http://schemas.openxmlformats.org/drawingml/2006/picture">
+                <pic:pic xmlns:pic="http://schemas.openxmlformats.org/drawingml/2006/picture">
+                  <pic:nvPicPr>
+                    <pic:cNvPr id="0" name="Picture 11" descr="Mount Kenya University"/>
+                    <pic:cNvPicPr>
+                      <a:picLocks noChangeAspect="1" noChangeArrowheads="1"/>
+                    </pic:cNvPicPr>
+                  </pic:nvPicPr>
+                  <pic:blipFill>
+                    <a:blip r:embed="rId6">
+                      <a:extLst>
+                        <a:ext uri="{28A0092B-C50C-407E-A947-70E740481C1C}">
+                          <a14:useLocalDpi xmlns:a14="http://schemas.microsoft.com/office/drawing/2010/main" val="0"/>
+                        </a:ext>
+                      </a:extLst>
+                    </a:blip>
+                    <a:srcRect/>
+                    <a:stretch>
+                      <a:fillRect/>
+                    </a:stretch>
+                  </pic:blipFill>
+                  <pic:spPr bwMode="auto">
+                    <a:xfrm>
+                      <a:off x="0" y="0"/>
+                      <a:ext cx="4305300" cy="1057275"/>
+                    </a:xfrm>
+                    <a:prstGeom prst="rect">
+                      <a:avLst/>
+                    </a:prstGeom>
+                    <a:noFill/>
+                    <a:ln>
+                      <a:noFill/>
+                    </a:ln>
+                  </pic:spPr>
+                </pic:pic>
+              </a:graphicData>
+            </a:graphic>
+          </wp:inline>
+        </w:drawing>
+      </w:r>
+    </w:p>
+    <w:p>
+      <w:pPr>
+        <w:jc w:val="center"/>
+        <w:rPr>
           <w:rFonts w:ascii="Times New Roman" w:hAnsi="Times New Roman" w:cs="Times New Roman"/>
           <w:b/>
           <w:sz w:val="24"/>
           <w:szCs w:val="24"/>
         </w:rPr>
-        <w:t xml:space="preserve">Fidelis </w:t>
-      </w:r>
-      <w:proofErr w:type="spellStart"/>
-      <w:r>
+      </w:pPr>
+    </w:p>
+    <w:p>
+      <w:pPr>
+        <w:jc w:val="center"/>
         <w:rPr>
           <w:rFonts w:ascii="Times New Roman" w:hAnsi="Times New Roman" w:cs="Times New Roman"/>
           <w:b/>
           <w:sz w:val="24"/>
           <w:szCs w:val="24"/>
         </w:rPr>
-        <w:t>Kaloki</w:t>
-      </w:r>
-      <w:proofErr w:type="spellEnd"/>
+      </w:pPr>
       <w:r>
         <w:rPr>
           <w:rFonts w:ascii="Times New Roman" w:hAnsi="Times New Roman" w:cs="Times New Roman"/>
@@ -39,7 +94,7 @@
           <w:sz w:val="24"/>
           <w:szCs w:val="24"/>
         </w:rPr>
-        <w:t xml:space="preserve"> </w:t>
+        <w:t xml:space="preserve">Fidelis </w:t>
       </w:r>
       <w:proofErr w:type="spellStart"/>
       <w:r>
@@ -49,20 +104,19 @@
           <w:sz w:val="24"/>
           <w:szCs w:val="24"/>
         </w:rPr>
-        <w:t>Mwanzia</w:t>
+        <w:t>Kaloki</w:t>
       </w:r>
       <w:proofErr w:type="spellEnd"/>
-    </w:p>
-    <w:p>
-      <w:pPr>
-        <w:jc w:val="center"/>
+      <w:r>
         <w:rPr>
           <w:rFonts w:ascii="Times New Roman" w:hAnsi="Times New Roman" w:cs="Times New Roman"/>
           <w:b/>
           <w:sz w:val="24"/>
           <w:szCs w:val="24"/>
         </w:rPr>
-      </w:pPr>
+        <w:t xml:space="preserve"> </w:t>
+      </w:r>
+      <w:proofErr w:type="spellStart"/>
       <w:r>
         <w:rPr>
           <w:rFonts w:ascii="Times New Roman" w:hAnsi="Times New Roman" w:cs="Times New Roman"/>
@@ -70,8 +124,9 @@
           <w:sz w:val="24"/>
           <w:szCs w:val="24"/>
         </w:rPr>
-        <w:t>BSCCS/2024/32530</w:t>
-      </w:r>
+        <w:t>Mwanzia</w:t>
+      </w:r>
+      <w:proofErr w:type="spellEnd"/>
     </w:p>
     <w:p>
       <w:pPr>
@@ -90,7 +145,7 @@
           <w:sz w:val="24"/>
           <w:szCs w:val="24"/>
         </w:rPr>
-        <w:t>Computer Science</w:t>
+        <w:t>BSCCS/2024/32530</w:t>
       </w:r>
     </w:p>
     <w:p>
@@ -110,7 +165,7 @@
           <w:sz w:val="24"/>
           <w:szCs w:val="24"/>
         </w:rPr>
-        <w:t>BIT4133</w:t>
+        <w:t>Computer Science</w:t>
       </w:r>
     </w:p>
     <w:p>
@@ -130,7 +185,7 @@
           <w:sz w:val="24"/>
           <w:szCs w:val="24"/>
         </w:rPr>
-        <w:t>Natural Language Processing with Deep Learning</w:t>
+        <w:t>BIT4133</w:t>
       </w:r>
     </w:p>
     <w:p>
@@ -150,30 +205,29 @@
           <w:sz w:val="24"/>
           <w:szCs w:val="24"/>
         </w:rPr>
-        <w:t xml:space="preserve">Michael </w:t>
-      </w:r>
-      <w:proofErr w:type="spellStart"/>
-      <w:r>
+        <w:t>Natural Language Processing with Deep Learning</w:t>
+      </w:r>
+    </w:p>
+    <w:p>
+      <w:pPr>
+        <w:jc w:val="center"/>
         <w:rPr>
           <w:rFonts w:ascii="Times New Roman" w:hAnsi="Times New Roman" w:cs="Times New Roman"/>
           <w:b/>
           <w:sz w:val="24"/>
           <w:szCs w:val="24"/>
         </w:rPr>
-        <w:t>Nyoro</w:t>
-      </w:r>
-      <w:proofErr w:type="spellEnd"/>
-    </w:p>
-    <w:p>
-      <w:pPr>
-        <w:jc w:val="center"/>
+      </w:pPr>
+      <w:r>
         <w:rPr>
           <w:rFonts w:ascii="Times New Roman" w:hAnsi="Times New Roman" w:cs="Times New Roman"/>
           <w:b/>
           <w:sz w:val="24"/>
           <w:szCs w:val="24"/>
         </w:rPr>
-      </w:pPr>
+        <w:t xml:space="preserve">Michael </w:t>
+      </w:r>
+      <w:proofErr w:type="spellStart"/>
       <w:r>
         <w:rPr>
           <w:rFonts w:ascii="Times New Roman" w:hAnsi="Times New Roman" w:cs="Times New Roman"/>
@@ -181,11 +235,13 @@
           <w:sz w:val="24"/>
           <w:szCs w:val="24"/>
         </w:rPr>
-        <w:t>Year IV, Semester II</w:t>
-      </w:r>
-    </w:p>
-    <w:p>
-      <w:pPr>
+        <w:t>Nyoro</w:t>
+      </w:r>
+      <w:proofErr w:type="spellEnd"/>
+    </w:p>
+    <w:p>
+      <w:pPr>
+        <w:jc w:val="center"/>
         <w:rPr>
           <w:rFonts w:ascii="Times New Roman" w:hAnsi="Times New Roman" w:cs="Times New Roman"/>
           <w:b/>
@@ -200,24 +256,7 @@
           <w:sz w:val="24"/>
           <w:szCs w:val="24"/>
         </w:rPr>
-        <w:t>Project:</w:t>
-      </w:r>
-    </w:p>
-    <w:p>
-      <w:pPr>
-        <w:rPr>
-          <w:rFonts w:ascii="Times New Roman" w:hAnsi="Times New Roman" w:cs="Times New Roman"/>
-          <w:sz w:val="24"/>
-          <w:szCs w:val="24"/>
-        </w:rPr>
-      </w:pPr>
-      <w:r>
-        <w:rPr>
-          <w:rFonts w:ascii="Times New Roman" w:hAnsi="Times New Roman" w:cs="Times New Roman"/>
-          <w:sz w:val="24"/>
-          <w:szCs w:val="24"/>
-        </w:rPr>
-        <w:t>AI Chatbot</w:t>
+        <w:t>Year IV, Semester II</w:t>
       </w:r>
     </w:p>
     <w:p>
@@ -236,7 +275,7 @@
           <w:sz w:val="24"/>
           <w:szCs w:val="24"/>
         </w:rPr>
-        <w:t>Technologies Used:</w:t>
+        <w:t>Project:</w:t>
       </w:r>
     </w:p>
     <w:p>
@@ -253,7 +292,7 @@
           <w:sz w:val="24"/>
           <w:szCs w:val="24"/>
         </w:rPr>
-        <w:t>Python</w:t>
+        <w:t>AI Chatbot</w:t>
       </w:r>
     </w:p>
     <w:p>
@@ -264,16 +303,15 @@
           <w:szCs w:val="24"/>
         </w:rPr>
       </w:pPr>
-      <w:proofErr w:type="spellStart"/>
-      <w:r>
+    </w:p>
+    <w:p>
+      <w:pPr>
         <w:rPr>
           <w:rFonts w:ascii="Times New Roman" w:hAnsi="Times New Roman" w:cs="Times New Roman"/>
           <w:sz w:val="24"/>
           <w:szCs w:val="24"/>
         </w:rPr>
-        <w:t>Nltk</w:t>
-      </w:r>
-      <w:proofErr w:type="spellEnd"/>
+      </w:pPr>
     </w:p>
     <w:p>
       <w:pPr>
@@ -283,24 +321,6 @@
           <w:szCs w:val="24"/>
         </w:rPr>
       </w:pPr>
-      <w:proofErr w:type="spellStart"/>
-      <w:r>
-        <w:rPr>
-          <w:rFonts w:ascii="Times New Roman" w:hAnsi="Times New Roman" w:cs="Times New Roman"/>
-          <w:sz w:val="24"/>
-          <w:szCs w:val="24"/>
-        </w:rPr>
-        <w:t>Jupyter</w:t>
-      </w:r>
-      <w:proofErr w:type="spellEnd"/>
-      <w:r>
-        <w:rPr>
-          <w:rFonts w:ascii="Times New Roman" w:hAnsi="Times New Roman" w:cs="Times New Roman"/>
-          <w:sz w:val="24"/>
-          <w:szCs w:val="24"/>
-        </w:rPr>
-        <w:t xml:space="preserve"> Notebook</w:t>
-      </w:r>
     </w:p>
     <w:p>
       <w:pPr>
@@ -320,7 +340,6 @@
           <w:szCs w:val="24"/>
         </w:rPr>
       </w:pPr>
-      <w:proofErr w:type="spellStart"/>
       <w:r>
         <w:rPr>
           <w:rFonts w:ascii="Times New Roman" w:hAnsi="Times New Roman" w:cs="Times New Roman"/>
@@ -328,18 +347,91 @@
           <w:sz w:val="24"/>
           <w:szCs w:val="24"/>
         </w:rPr>
-        <w:t>Github</w:t>
+        <w:t>Technologies Used:</w:t>
+      </w:r>
+    </w:p>
+    <w:p>
+      <w:pPr>
+        <w:rPr>
+          <w:rFonts w:ascii="Times New Roman" w:hAnsi="Times New Roman" w:cs="Times New Roman"/>
+          <w:sz w:val="24"/>
+          <w:szCs w:val="24"/>
+        </w:rPr>
+      </w:pPr>
+      <w:r>
+        <w:rPr>
+          <w:rFonts w:ascii="Times New Roman" w:hAnsi="Times New Roman" w:cs="Times New Roman"/>
+          <w:sz w:val="24"/>
+          <w:szCs w:val="24"/>
+        </w:rPr>
+        <w:t>Python</w:t>
+      </w:r>
+    </w:p>
+    <w:p>
+      <w:pPr>
+        <w:rPr>
+          <w:rFonts w:ascii="Times New Roman" w:hAnsi="Times New Roman" w:cs="Times New Roman"/>
+          <w:sz w:val="24"/>
+          <w:szCs w:val="24"/>
+        </w:rPr>
+      </w:pPr>
+      <w:proofErr w:type="spellStart"/>
+      <w:r>
+        <w:rPr>
+          <w:rFonts w:ascii="Times New Roman" w:hAnsi="Times New Roman" w:cs="Times New Roman"/>
+          <w:sz w:val="24"/>
+          <w:szCs w:val="24"/>
+        </w:rPr>
+        <w:t>Nltk</w:t>
       </w:r>
       <w:proofErr w:type="spellEnd"/>
-      <w:r>
+    </w:p>
+    <w:p>
+      <w:pPr>
+        <w:rPr>
+          <w:rFonts w:ascii="Times New Roman" w:hAnsi="Times New Roman" w:cs="Times New Roman"/>
+          <w:sz w:val="24"/>
+          <w:szCs w:val="24"/>
+        </w:rPr>
+      </w:pPr>
+      <w:proofErr w:type="spellStart"/>
+      <w:r>
+        <w:rPr>
+          <w:rFonts w:ascii="Times New Roman" w:hAnsi="Times New Roman" w:cs="Times New Roman"/>
+          <w:sz w:val="24"/>
+          <w:szCs w:val="24"/>
+        </w:rPr>
+        <w:t>Jupyter</w:t>
+      </w:r>
+      <w:proofErr w:type="spellEnd"/>
+      <w:r>
+        <w:rPr>
+          <w:rFonts w:ascii="Times New Roman" w:hAnsi="Times New Roman" w:cs="Times New Roman"/>
+          <w:sz w:val="24"/>
+          <w:szCs w:val="24"/>
+        </w:rPr>
+        <w:t xml:space="preserve"> Notebook</w:t>
+      </w:r>
+    </w:p>
+    <w:p>
+      <w:pPr>
+        <w:rPr>
+          <w:rFonts w:ascii="Times New Roman" w:hAnsi="Times New Roman" w:cs="Times New Roman"/>
+          <w:sz w:val="24"/>
+          <w:szCs w:val="24"/>
+        </w:rPr>
+      </w:pPr>
+    </w:p>
+    <w:p>
+      <w:pPr>
         <w:rPr>
           <w:rFonts w:ascii="Times New Roman" w:hAnsi="Times New Roman" w:cs="Times New Roman"/>
           <w:b/>
           <w:sz w:val="24"/>
           <w:szCs w:val="24"/>
         </w:rPr>
-        <w:t xml:space="preserve"> Repo Link</w:t>
-      </w:r>
+      </w:pPr>
+      <w:proofErr w:type="spellStart"/>
       <w:r>
         <w:rPr>
           <w:rFonts w:ascii="Times New Roman" w:hAnsi="Times New Roman" w:cs="Times New Roman"/>
@@ -347,11 +439,9 @@
           <w:sz w:val="24"/>
           <w:szCs w:val="24"/>
         </w:rPr>
-        <w:t>:</w:t>
-      </w:r>
-      <w:r>
-        <w:t xml:space="preserve"> </w:t>
-      </w:r>
+        <w:t>Github</w:t>
+      </w:r>
+      <w:proofErr w:type="spellEnd"/>
       <w:r>
         <w:rPr>
           <w:rFonts w:ascii="Times New Roman" w:hAnsi="Times New Roman" w:cs="Times New Roman"/>
@@ -359,90 +449,29 @@
           <w:sz w:val="24"/>
           <w:szCs w:val="24"/>
         </w:rPr>
-        <w:t>https://github.com/Kasankal/NLP-ChatBot</w:t>
-      </w:r>
-      <w:bookmarkStart w:id="0" w:name="_GoBack"/>
-      <w:bookmarkEnd w:id="0"/>
-    </w:p>
-    <w:p>
-      <w:pPr>
+        <w:t xml:space="preserve"> Repo Link</w:t>
+      </w:r>
+      <w:r>
         <w:rPr>
           <w:rFonts w:ascii="Times New Roman" w:hAnsi="Times New Roman" w:cs="Times New Roman"/>
           <w:b/>
           <w:sz w:val="24"/>
           <w:szCs w:val="24"/>
         </w:rPr>
-      </w:pPr>
-    </w:p>
-    <w:p>
-      <w:pPr>
+        <w:t>:</w:t>
+      </w:r>
+      <w:r>
+        <w:t xml:space="preserve"> </w:t>
+      </w:r>
+      <w:r>
         <w:rPr>
           <w:rFonts w:ascii="Times New Roman" w:hAnsi="Times New Roman" w:cs="Times New Roman"/>
           <w:b/>
           <w:sz w:val="24"/>
           <w:szCs w:val="24"/>
         </w:rPr>
-      </w:pPr>
-    </w:p>
-    <w:p>
-      <w:pPr>
-        <w:rPr>
-          <w:rFonts w:ascii="Times New Roman" w:hAnsi="Times New Roman" w:cs="Times New Roman"/>
-          <w:b/>
-          <w:sz w:val="24"/>
-          <w:szCs w:val="24"/>
-        </w:rPr>
-      </w:pPr>
-    </w:p>
-    <w:p>
-      <w:pPr>
-        <w:rPr>
-          <w:rFonts w:ascii="Times New Roman" w:hAnsi="Times New Roman" w:cs="Times New Roman"/>
-          <w:b/>
-          <w:sz w:val="24"/>
-          <w:szCs w:val="24"/>
-        </w:rPr>
-      </w:pPr>
-    </w:p>
-    <w:p>
-      <w:pPr>
-        <w:rPr>
-          <w:rFonts w:ascii="Times New Roman" w:hAnsi="Times New Roman" w:cs="Times New Roman"/>
-          <w:b/>
-          <w:sz w:val="24"/>
-          <w:szCs w:val="24"/>
-        </w:rPr>
-      </w:pPr>
-    </w:p>
-    <w:p>
-      <w:pPr>
-        <w:rPr>
-          <w:rFonts w:ascii="Times New Roman" w:hAnsi="Times New Roman" w:cs="Times New Roman"/>
-          <w:b/>
-          <w:sz w:val="24"/>
-          <w:szCs w:val="24"/>
-        </w:rPr>
-      </w:pPr>
-    </w:p>
-    <w:p>
-      <w:pPr>
-        <w:rPr>
-          <w:rFonts w:ascii="Times New Roman" w:hAnsi="Times New Roman" w:cs="Times New Roman"/>
-          <w:b/>
-          <w:sz w:val="24"/>
-          <w:szCs w:val="24"/>
-        </w:rPr>
-      </w:pPr>
-    </w:p>
-    <w:p>
-      <w:pPr>
-        <w:rPr>
-          <w:rFonts w:ascii="Times New Roman" w:hAnsi="Times New Roman" w:cs="Times New Roman"/>
-          <w:b/>
-          <w:sz w:val="24"/>
-          <w:szCs w:val="24"/>
-        </w:rPr>
-      </w:pPr>
+        <w:t>https://github.com/Kasankal/NLP-ChatBot</w:t>
+      </w:r>
     </w:p>
     <w:p>
       <w:pPr>
@@ -1905,7 +1934,7 @@
       <w:pPr>
         <w:pStyle w:val="Heading1"/>
       </w:pPr>
-      <w:bookmarkStart w:id="1" w:name="_Toc231556418"/>
+      <w:bookmarkStart w:id="0" w:name="_Toc231556418"/>
     </w:p>
     <w:p>
       <w:pPr>
@@ -2913,17 +2942,17 @@
         <w:lastRenderedPageBreak/>
         <w:t>WEEK 1: INTRODUCTION TO NLP AND APPLICATIONS</w:t>
       </w:r>
+      <w:bookmarkEnd w:id="0"/>
+    </w:p>
+    <w:p>
+      <w:pPr>
+        <w:pStyle w:val="Heading2"/>
+      </w:pPr>
+      <w:bookmarkStart w:id="1" w:name="_Toc231556419"/>
+      <w:r>
+        <w:t>Packages Installation</w:t>
+      </w:r>
       <w:bookmarkEnd w:id="1"/>
-    </w:p>
-    <w:p>
-      <w:pPr>
-        <w:pStyle w:val="Heading2"/>
-      </w:pPr>
-      <w:bookmarkStart w:id="2" w:name="_Toc231556419"/>
-      <w:r>
-        <w:t>Packages Installation</w:t>
-      </w:r>
-      <w:bookmarkEnd w:id="2"/>
     </w:p>
     <w:p>
       <w:pPr>
@@ -2953,7 +2982,7 @@
                     <pic:cNvPicPr/>
                   </pic:nvPicPr>
                   <pic:blipFill>
-                    <a:blip r:embed="rId6">
+                    <a:blip r:embed="rId7">
                       <a:extLst>
                         <a:ext uri="{28A0092B-C50C-407E-A947-70E740481C1C}">
                           <a14:useLocalDpi xmlns:a14="http://schemas.microsoft.com/office/drawing/2010/main" val="0"/>
@@ -2990,39 +3019,52 @@
           <w:szCs w:val="24"/>
         </w:rPr>
       </w:pPr>
-      <w:bookmarkStart w:id="3" w:name="_Toc230956125"/>
-      <w:bookmarkStart w:id="4" w:name="_Toc231556451"/>
+      <w:bookmarkStart w:id="2" w:name="_Toc230956125"/>
+      <w:bookmarkStart w:id="3" w:name="_Toc231556451"/>
       <w:r>
         <w:t xml:space="preserve">Figure </w:t>
       </w:r>
-      <w:fldSimple w:instr=" SEQ Figure \* ARABIC ">
-        <w:r>
-          <w:rPr>
-            <w:noProof/>
-          </w:rPr>
-          <w:t>1</w:t>
-        </w:r>
-      </w:fldSimple>
+      <w:r>
+        <w:fldChar w:fldCharType="begin"/>
+      </w:r>
+      <w:r>
+        <w:instrText xml:space="preserve"> SEQ Figure \* ARABIC </w:instrText>
+      </w:r>
+      <w:r>
+        <w:fldChar w:fldCharType="separate"/>
+      </w:r>
+      <w:r>
+        <w:rPr>
+          <w:noProof/>
+        </w:rPr>
+        <w:t>1</w:t>
+      </w:r>
+      <w:r>
+        <w:rPr>
+          <w:noProof/>
+        </w:rPr>
+        <w:fldChar w:fldCharType="end"/>
+      </w:r>
       <w:r>
         <w:t>:Python Installation</w:t>
       </w:r>
+      <w:bookmarkEnd w:id="2"/>
       <w:bookmarkEnd w:id="3"/>
+    </w:p>
+    <w:p>
+      <w:pPr>
+        <w:pStyle w:val="Heading2"/>
+      </w:pPr>
+      <w:bookmarkStart w:id="4" w:name="_Toc231556420"/>
+      <w:proofErr w:type="spellStart"/>
+      <w:r>
+        <w:t>Jupyter</w:t>
+      </w:r>
+      <w:proofErr w:type="spellEnd"/>
+      <w:r>
+        <w:t xml:space="preserve"> Notebook Setup.</w:t>
+      </w:r>
       <w:bookmarkEnd w:id="4"/>
-    </w:p>
-    <w:p>
-      <w:pPr>
-        <w:pStyle w:val="Heading2"/>
-      </w:pPr>
-      <w:bookmarkStart w:id="5" w:name="_Toc231556420"/>
-      <w:proofErr w:type="spellStart"/>
-      <w:r>
-        <w:t>Jupyter</w:t>
-      </w:r>
-      <w:proofErr w:type="spellEnd"/>
-      <w:r>
-        <w:t xml:space="preserve"> Notebook Setup.</w:t>
-      </w:r>
-      <w:bookmarkEnd w:id="5"/>
     </w:p>
     <w:p>
       <w:pPr>
@@ -3052,7 +3094,7 @@
                     <pic:cNvPicPr/>
                   </pic:nvPicPr>
                   <pic:blipFill>
-                    <a:blip r:embed="rId7">
+                    <a:blip r:embed="rId8">
                       <a:extLst>
                         <a:ext uri="{28A0092B-C50C-407E-A947-70E740481C1C}">
                           <a14:useLocalDpi xmlns:a14="http://schemas.microsoft.com/office/drawing/2010/main" val="0"/>
@@ -3089,19 +3131,32 @@
           <w:szCs w:val="24"/>
         </w:rPr>
       </w:pPr>
-      <w:bookmarkStart w:id="6" w:name="_Toc230956126"/>
-      <w:bookmarkStart w:id="7" w:name="_Toc231556452"/>
+      <w:bookmarkStart w:id="5" w:name="_Toc230956126"/>
+      <w:bookmarkStart w:id="6" w:name="_Toc231556452"/>
       <w:r>
         <w:t xml:space="preserve">Figure </w:t>
       </w:r>
-      <w:fldSimple w:instr=" SEQ Figure \* ARABIC ">
-        <w:r>
-          <w:rPr>
-            <w:noProof/>
-          </w:rPr>
-          <w:t>2</w:t>
-        </w:r>
-      </w:fldSimple>
+      <w:r>
+        <w:fldChar w:fldCharType="begin"/>
+      </w:r>
+      <w:r>
+        <w:instrText xml:space="preserve"> SEQ Figure \* ARABIC </w:instrText>
+      </w:r>
+      <w:r>
+        <w:fldChar w:fldCharType="separate"/>
+      </w:r>
+      <w:r>
+        <w:rPr>
+          <w:noProof/>
+        </w:rPr>
+        <w:t>2</w:t>
+      </w:r>
+      <w:r>
+        <w:rPr>
+          <w:noProof/>
+        </w:rPr>
+        <w:fldChar w:fldCharType="end"/>
+      </w:r>
       <w:r>
         <w:t xml:space="preserve">: </w:t>
       </w:r>
@@ -3113,8 +3168,8 @@
       <w:r>
         <w:t xml:space="preserve"> Notebook Setup</w:t>
       </w:r>
+      <w:bookmarkEnd w:id="5"/>
       <w:bookmarkEnd w:id="6"/>
-      <w:bookmarkEnd w:id="7"/>
     </w:p>
     <w:p>
       <w:pPr>
@@ -3160,7 +3215,7 @@
       <w:pPr>
         <w:pStyle w:val="Heading2"/>
       </w:pPr>
-      <w:bookmarkStart w:id="8" w:name="_Toc231556421"/>
+      <w:bookmarkStart w:id="7" w:name="_Toc231556421"/>
       <w:proofErr w:type="spellStart"/>
       <w:r>
         <w:lastRenderedPageBreak/>
@@ -3170,7 +3225,7 @@
       <w:r>
         <w:t xml:space="preserve"> Installation</w:t>
       </w:r>
-      <w:bookmarkEnd w:id="8"/>
+      <w:bookmarkEnd w:id="7"/>
     </w:p>
     <w:p>
       <w:pPr>
@@ -3200,7 +3255,7 @@
                     <pic:cNvPicPr/>
                   </pic:nvPicPr>
                   <pic:blipFill>
-                    <a:blip r:embed="rId8">
+                    <a:blip r:embed="rId9">
                       <a:extLst>
                         <a:ext uri="{28A0092B-C50C-407E-A947-70E740481C1C}">
                           <a14:useLocalDpi xmlns:a14="http://schemas.microsoft.com/office/drawing/2010/main" val="0"/>
@@ -3231,40 +3286,53 @@
       <w:pPr>
         <w:pStyle w:val="Caption"/>
       </w:pPr>
-      <w:bookmarkStart w:id="9" w:name="_Toc230956127"/>
-      <w:bookmarkStart w:id="10" w:name="_Toc231556453"/>
+      <w:bookmarkStart w:id="8" w:name="_Toc230956127"/>
+      <w:bookmarkStart w:id="9" w:name="_Toc231556453"/>
       <w:r>
         <w:t xml:space="preserve">Figure </w:t>
       </w:r>
-      <w:fldSimple w:instr=" SEQ Figure \* ARABIC ">
-        <w:r>
-          <w:rPr>
-            <w:noProof/>
-          </w:rPr>
-          <w:t>3</w:t>
-        </w:r>
-      </w:fldSimple>
+      <w:r>
+        <w:fldChar w:fldCharType="begin"/>
+      </w:r>
+      <w:r>
+        <w:instrText xml:space="preserve"> SEQ Figure \* ARABIC </w:instrText>
+      </w:r>
+      <w:r>
+        <w:fldChar w:fldCharType="separate"/>
+      </w:r>
+      <w:r>
+        <w:rPr>
+          <w:noProof/>
+        </w:rPr>
+        <w:t>3</w:t>
+      </w:r>
+      <w:r>
+        <w:rPr>
+          <w:noProof/>
+        </w:rPr>
+        <w:fldChar w:fldCharType="end"/>
+      </w:r>
       <w:r>
         <w:t>: NLTK Installation</w:t>
       </w:r>
+      <w:bookmarkEnd w:id="8"/>
       <w:bookmarkEnd w:id="9"/>
+    </w:p>
+    <w:p/>
+    <w:p>
+      <w:pPr>
+        <w:pStyle w:val="Heading2"/>
+      </w:pPr>
+      <w:bookmarkStart w:id="10" w:name="_Toc231556422"/>
+      <w:proofErr w:type="spellStart"/>
+      <w:r>
+        <w:t>Tokenisation</w:t>
+      </w:r>
+      <w:proofErr w:type="spellEnd"/>
+      <w:r>
+        <w:t xml:space="preserve"> output</w:t>
+      </w:r>
       <w:bookmarkEnd w:id="10"/>
-    </w:p>
-    <w:p/>
-    <w:p>
-      <w:pPr>
-        <w:pStyle w:val="Heading2"/>
-      </w:pPr>
-      <w:bookmarkStart w:id="11" w:name="_Toc231556422"/>
-      <w:proofErr w:type="spellStart"/>
-      <w:r>
-        <w:t>Tokenisation</w:t>
-      </w:r>
-      <w:proofErr w:type="spellEnd"/>
-      <w:r>
-        <w:t xml:space="preserve"> output</w:t>
-      </w:r>
-      <w:bookmarkEnd w:id="11"/>
     </w:p>
     <w:p>
       <w:pPr>
@@ -3294,7 +3362,7 @@
                     <pic:cNvPicPr/>
                   </pic:nvPicPr>
                   <pic:blipFill>
-                    <a:blip r:embed="rId9">
+                    <a:blip r:embed="rId10">
                       <a:extLst>
                         <a:ext uri="{28A0092B-C50C-407E-A947-70E740481C1C}">
                           <a14:useLocalDpi xmlns:a14="http://schemas.microsoft.com/office/drawing/2010/main" val="0"/>
@@ -3330,24 +3398,37 @@
           <w:szCs w:val="24"/>
         </w:rPr>
       </w:pPr>
-      <w:bookmarkStart w:id="12" w:name="_Toc230956128"/>
-      <w:bookmarkStart w:id="13" w:name="_Toc231556454"/>
+      <w:bookmarkStart w:id="11" w:name="_Toc230956128"/>
+      <w:bookmarkStart w:id="12" w:name="_Toc231556454"/>
       <w:r>
         <w:t xml:space="preserve">Figure </w:t>
       </w:r>
-      <w:fldSimple w:instr=" SEQ Figure \* ARABIC ">
-        <w:r>
-          <w:rPr>
-            <w:noProof/>
-          </w:rPr>
-          <w:t>4</w:t>
-        </w:r>
-      </w:fldSimple>
+      <w:r>
+        <w:fldChar w:fldCharType="begin"/>
+      </w:r>
+      <w:r>
+        <w:instrText xml:space="preserve"> SEQ Figure \* ARABIC </w:instrText>
+      </w:r>
+      <w:r>
+        <w:fldChar w:fldCharType="separate"/>
+      </w:r>
+      <w:r>
+        <w:rPr>
+          <w:noProof/>
+        </w:rPr>
+        <w:t>4</w:t>
+      </w:r>
+      <w:r>
+        <w:rPr>
+          <w:noProof/>
+        </w:rPr>
+        <w:fldChar w:fldCharType="end"/>
+      </w:r>
       <w:r>
         <w:t>: Tokenization output</w:t>
       </w:r>
+      <w:bookmarkEnd w:id="11"/>
       <w:bookmarkEnd w:id="12"/>
-      <w:bookmarkEnd w:id="13"/>
     </w:p>
     <w:p>
       <w:pPr>
@@ -3385,7 +3466,7 @@
           <w:noProof/>
         </w:rPr>
       </w:pPr>
-      <w:bookmarkStart w:id="14" w:name="_Toc231556423"/>
+      <w:bookmarkStart w:id="13" w:name="_Toc231556423"/>
       <w:r>
         <w:rPr>
           <w:noProof/>
@@ -3393,7 +3474,7 @@
         <w:lastRenderedPageBreak/>
         <w:t>Stop word removal.</w:t>
       </w:r>
-      <w:bookmarkEnd w:id="14"/>
+      <w:bookmarkEnd w:id="13"/>
     </w:p>
     <w:p>
       <w:pPr>
@@ -3420,7 +3501,7 @@
                     <pic:cNvPicPr/>
                   </pic:nvPicPr>
                   <pic:blipFill>
-                    <a:blip r:embed="rId10">
+                    <a:blip r:embed="rId11">
                       <a:extLst>
                         <a:ext uri="{28A0092B-C50C-407E-A947-70E740481C1C}">
                           <a14:useLocalDpi xmlns:a14="http://schemas.microsoft.com/office/drawing/2010/main" val="0"/>
@@ -3451,35 +3532,48 @@
       <w:pPr>
         <w:pStyle w:val="Caption"/>
       </w:pPr>
-      <w:bookmarkStart w:id="15" w:name="_Toc230956129"/>
-      <w:bookmarkStart w:id="16" w:name="_Toc231556455"/>
+      <w:bookmarkStart w:id="14" w:name="_Toc230956129"/>
+      <w:bookmarkStart w:id="15" w:name="_Toc231556455"/>
       <w:r>
         <w:t xml:space="preserve">Figure </w:t>
       </w:r>
-      <w:fldSimple w:instr=" SEQ Figure \* ARABIC ">
-        <w:r>
-          <w:rPr>
-            <w:noProof/>
-          </w:rPr>
-          <w:t>5</w:t>
-        </w:r>
-      </w:fldSimple>
+      <w:r>
+        <w:fldChar w:fldCharType="begin"/>
+      </w:r>
+      <w:r>
+        <w:instrText xml:space="preserve"> SEQ Figure \* ARABIC </w:instrText>
+      </w:r>
+      <w:r>
+        <w:fldChar w:fldCharType="separate"/>
+      </w:r>
+      <w:r>
+        <w:rPr>
+          <w:noProof/>
+        </w:rPr>
+        <w:t>5</w:t>
+      </w:r>
+      <w:r>
+        <w:rPr>
+          <w:noProof/>
+        </w:rPr>
+        <w:fldChar w:fldCharType="end"/>
+      </w:r>
       <w:r>
         <w:t>: Stop word Removal</w:t>
       </w:r>
+      <w:bookmarkEnd w:id="14"/>
       <w:bookmarkEnd w:id="15"/>
+    </w:p>
+    <w:p/>
+    <w:p>
+      <w:pPr>
+        <w:pStyle w:val="Heading2"/>
+      </w:pPr>
+      <w:bookmarkStart w:id="16" w:name="_Toc231556424"/>
+      <w:r>
+        <w:t>NLP Applications.</w:t>
+      </w:r>
       <w:bookmarkEnd w:id="16"/>
-    </w:p>
-    <w:p/>
-    <w:p>
-      <w:pPr>
-        <w:pStyle w:val="Heading2"/>
-      </w:pPr>
-      <w:bookmarkStart w:id="17" w:name="_Toc231556424"/>
-      <w:r>
-        <w:t>NLP Applications.</w:t>
-      </w:r>
-      <w:bookmarkEnd w:id="17"/>
     </w:p>
     <w:p>
       <w:pPr>
@@ -3505,7 +3599,7 @@
                     <pic:cNvPicPr/>
                   </pic:nvPicPr>
                   <pic:blipFill>
-                    <a:blip r:embed="rId11" cstate="print">
+                    <a:blip r:embed="rId12" cstate="print">
                       <a:extLst>
                         <a:ext uri="{28A0092B-C50C-407E-A947-70E740481C1C}">
                           <a14:useLocalDpi xmlns:a14="http://schemas.microsoft.com/office/drawing/2010/main" val="0"/>
@@ -3536,24 +3630,37 @@
       <w:pPr>
         <w:pStyle w:val="Caption"/>
       </w:pPr>
-      <w:bookmarkStart w:id="18" w:name="_Toc230956130"/>
-      <w:bookmarkStart w:id="19" w:name="_Toc231556456"/>
+      <w:bookmarkStart w:id="17" w:name="_Toc230956130"/>
+      <w:bookmarkStart w:id="18" w:name="_Toc231556456"/>
       <w:r>
         <w:t xml:space="preserve">Figure </w:t>
       </w:r>
-      <w:fldSimple w:instr=" SEQ Figure \* ARABIC ">
-        <w:r>
-          <w:rPr>
-            <w:noProof/>
-          </w:rPr>
-          <w:t>6</w:t>
-        </w:r>
-      </w:fldSimple>
+      <w:r>
+        <w:fldChar w:fldCharType="begin"/>
+      </w:r>
+      <w:r>
+        <w:instrText xml:space="preserve"> SEQ Figure \* ARABIC </w:instrText>
+      </w:r>
+      <w:r>
+        <w:fldChar w:fldCharType="separate"/>
+      </w:r>
+      <w:r>
+        <w:rPr>
+          <w:noProof/>
+        </w:rPr>
+        <w:t>6</w:t>
+      </w:r>
+      <w:r>
+        <w:rPr>
+          <w:noProof/>
+        </w:rPr>
+        <w:fldChar w:fldCharType="end"/>
+      </w:r>
       <w:r>
         <w:t>: NLP Applications</w:t>
       </w:r>
+      <w:bookmarkEnd w:id="17"/>
       <w:bookmarkEnd w:id="18"/>
-      <w:bookmarkEnd w:id="19"/>
     </w:p>
     <w:p>
       <w:r>
@@ -3576,29 +3683,29 @@
       <w:pPr>
         <w:pStyle w:val="Heading1"/>
       </w:pPr>
-      <w:bookmarkStart w:id="20" w:name="_Toc231556425"/>
+      <w:bookmarkStart w:id="19" w:name="_Toc231556425"/>
       <w:r>
         <w:t>WEEK 2: N-GRAM AND POS TAGGING</w:t>
       </w:r>
+      <w:bookmarkEnd w:id="19"/>
+    </w:p>
+    <w:p>
+      <w:pPr>
+        <w:jc w:val="center"/>
+        <w:rPr>
+          <w:b/>
+        </w:rPr>
+      </w:pPr>
+    </w:p>
+    <w:p>
+      <w:pPr>
+        <w:pStyle w:val="Heading2"/>
+      </w:pPr>
+      <w:bookmarkStart w:id="20" w:name="_Toc231556426"/>
+      <w:r>
+        <w:t>2.1 Language Modeling and Sentence Structure Analysis.</w:t>
+      </w:r>
       <w:bookmarkEnd w:id="20"/>
-    </w:p>
-    <w:p>
-      <w:pPr>
-        <w:jc w:val="center"/>
-        <w:rPr>
-          <w:b/>
-        </w:rPr>
-      </w:pPr>
-    </w:p>
-    <w:p>
-      <w:pPr>
-        <w:pStyle w:val="Heading2"/>
-      </w:pPr>
-      <w:bookmarkStart w:id="21" w:name="_Toc231556426"/>
-      <w:r>
-        <w:t>2.1 Language Modeling and Sentence Structure Analysis.</w:t>
-      </w:r>
-      <w:bookmarkEnd w:id="21"/>
     </w:p>
     <w:p>
       <w:pPr>
@@ -3625,7 +3732,7 @@
                     <pic:cNvPicPr/>
                   </pic:nvPicPr>
                   <pic:blipFill>
-                    <a:blip r:embed="rId12">
+                    <a:blip r:embed="rId13">
                       <a:extLst>
                         <a:ext uri="{28A0092B-C50C-407E-A947-70E740481C1C}">
                           <a14:useLocalDpi xmlns:a14="http://schemas.microsoft.com/office/drawing/2010/main" val="0"/>
@@ -3656,24 +3763,37 @@
       <w:pPr>
         <w:pStyle w:val="Caption"/>
       </w:pPr>
-      <w:bookmarkStart w:id="22" w:name="_Toc230956131"/>
-      <w:bookmarkStart w:id="23" w:name="_Toc231556457"/>
+      <w:bookmarkStart w:id="21" w:name="_Toc230956131"/>
+      <w:bookmarkStart w:id="22" w:name="_Toc231556457"/>
       <w:r>
         <w:t xml:space="preserve">Figure </w:t>
       </w:r>
-      <w:fldSimple w:instr=" SEQ Figure \* ARABIC ">
-        <w:r>
-          <w:rPr>
-            <w:noProof/>
-          </w:rPr>
-          <w:t>7</w:t>
-        </w:r>
-      </w:fldSimple>
+      <w:r>
+        <w:fldChar w:fldCharType="begin"/>
+      </w:r>
+      <w:r>
+        <w:instrText xml:space="preserve"> SEQ Figure \* ARABIC </w:instrText>
+      </w:r>
+      <w:r>
+        <w:fldChar w:fldCharType="separate"/>
+      </w:r>
+      <w:r>
+        <w:rPr>
+          <w:noProof/>
+        </w:rPr>
+        <w:t>7</w:t>
+      </w:r>
+      <w:r>
+        <w:rPr>
+          <w:noProof/>
+        </w:rPr>
+        <w:fldChar w:fldCharType="end"/>
+      </w:r>
       <w:r>
         <w:t>: Bigram output</w:t>
       </w:r>
+      <w:bookmarkEnd w:id="21"/>
       <w:bookmarkEnd w:id="22"/>
-      <w:bookmarkEnd w:id="23"/>
     </w:p>
     <w:p>
       <w:r>
@@ -3709,7 +3829,7 @@
                     <pic:cNvPicPr/>
                   </pic:nvPicPr>
                   <pic:blipFill>
-                    <a:blip r:embed="rId13">
+                    <a:blip r:embed="rId14">
                       <a:extLst>
                         <a:ext uri="{28A0092B-C50C-407E-A947-70E740481C1C}">
                           <a14:useLocalDpi xmlns:a14="http://schemas.microsoft.com/office/drawing/2010/main" val="0"/>
@@ -3740,24 +3860,37 @@
       <w:pPr>
         <w:pStyle w:val="Caption"/>
       </w:pPr>
-      <w:bookmarkStart w:id="24" w:name="_Toc230956132"/>
-      <w:bookmarkStart w:id="25" w:name="_Toc231556458"/>
+      <w:bookmarkStart w:id="23" w:name="_Toc230956132"/>
+      <w:bookmarkStart w:id="24" w:name="_Toc231556458"/>
       <w:r>
         <w:t xml:space="preserve">Figure </w:t>
       </w:r>
-      <w:fldSimple w:instr=" SEQ Figure \* ARABIC ">
-        <w:r>
-          <w:rPr>
-            <w:noProof/>
-          </w:rPr>
-          <w:t>8</w:t>
-        </w:r>
-      </w:fldSimple>
+      <w:r>
+        <w:fldChar w:fldCharType="begin"/>
+      </w:r>
+      <w:r>
+        <w:instrText xml:space="preserve"> SEQ Figure \* ARABIC </w:instrText>
+      </w:r>
+      <w:r>
+        <w:fldChar w:fldCharType="separate"/>
+      </w:r>
+      <w:r>
+        <w:rPr>
+          <w:noProof/>
+        </w:rPr>
+        <w:t>8</w:t>
+      </w:r>
+      <w:r>
+        <w:rPr>
+          <w:noProof/>
+        </w:rPr>
+        <w:fldChar w:fldCharType="end"/>
+      </w:r>
       <w:r>
         <w:t>:POS Tagging code and output.</w:t>
       </w:r>
+      <w:bookmarkEnd w:id="23"/>
       <w:bookmarkEnd w:id="24"/>
-      <w:bookmarkEnd w:id="25"/>
     </w:p>
     <w:p>
       <w:r>
@@ -3834,7 +3967,7 @@
                     <pic:cNvPicPr/>
                   </pic:nvPicPr>
                   <pic:blipFill>
-                    <a:blip r:embed="rId14">
+                    <a:blip r:embed="rId15">
                       <a:extLst>
                         <a:ext uri="{28A0092B-C50C-407E-A947-70E740481C1C}">
                           <a14:useLocalDpi xmlns:a14="http://schemas.microsoft.com/office/drawing/2010/main" val="0"/>
@@ -3865,24 +3998,37 @@
       <w:pPr>
         <w:pStyle w:val="Caption"/>
       </w:pPr>
-      <w:bookmarkStart w:id="26" w:name="_Toc230956133"/>
-      <w:bookmarkStart w:id="27" w:name="_Toc231556459"/>
+      <w:bookmarkStart w:id="25" w:name="_Toc230956133"/>
+      <w:bookmarkStart w:id="26" w:name="_Toc231556459"/>
       <w:r>
         <w:t xml:space="preserve">Figure </w:t>
       </w:r>
-      <w:fldSimple w:instr=" SEQ Figure \* ARABIC ">
-        <w:r>
-          <w:rPr>
-            <w:noProof/>
-          </w:rPr>
-          <w:t>9</w:t>
-        </w:r>
-      </w:fldSimple>
+      <w:r>
+        <w:fldChar w:fldCharType="begin"/>
+      </w:r>
+      <w:r>
+        <w:instrText xml:space="preserve"> SEQ Figure \* ARABIC </w:instrText>
+      </w:r>
+      <w:r>
+        <w:fldChar w:fldCharType="separate"/>
+      </w:r>
+      <w:r>
+        <w:rPr>
+          <w:noProof/>
+        </w:rPr>
+        <w:t>9</w:t>
+      </w:r>
+      <w:r>
+        <w:rPr>
+          <w:noProof/>
+        </w:rPr>
+        <w:fldChar w:fldCharType="end"/>
+      </w:r>
       <w:r>
         <w:t>: Language prediction code and output.</w:t>
       </w:r>
+      <w:bookmarkEnd w:id="25"/>
       <w:bookmarkEnd w:id="26"/>
-      <w:bookmarkEnd w:id="27"/>
     </w:p>
     <w:p>
       <w:r>
@@ -3929,7 +4075,7 @@
                     <pic:cNvPicPr/>
                   </pic:nvPicPr>
                   <pic:blipFill>
-                    <a:blip r:embed="rId15">
+                    <a:blip r:embed="rId16">
                       <a:extLst>
                         <a:ext uri="{28A0092B-C50C-407E-A947-70E740481C1C}">
                           <a14:useLocalDpi xmlns:a14="http://schemas.microsoft.com/office/drawing/2010/main" val="0"/>
@@ -3960,24 +4106,37 @@
       <w:pPr>
         <w:pStyle w:val="Caption"/>
       </w:pPr>
-      <w:bookmarkStart w:id="28" w:name="_Toc230956134"/>
-      <w:bookmarkStart w:id="29" w:name="_Toc231556460"/>
+      <w:bookmarkStart w:id="27" w:name="_Toc230956134"/>
+      <w:bookmarkStart w:id="28" w:name="_Toc231556460"/>
       <w:r>
         <w:t xml:space="preserve">Figure </w:t>
       </w:r>
-      <w:fldSimple w:instr=" SEQ Figure \* ARABIC ">
-        <w:r>
-          <w:rPr>
-            <w:noProof/>
-          </w:rPr>
-          <w:t>10</w:t>
-        </w:r>
-      </w:fldSimple>
+      <w:r>
+        <w:fldChar w:fldCharType="begin"/>
+      </w:r>
+      <w:r>
+        <w:instrText xml:space="preserve"> SEQ Figure \* ARABIC </w:instrText>
+      </w:r>
+      <w:r>
+        <w:fldChar w:fldCharType="separate"/>
+      </w:r>
+      <w:r>
+        <w:rPr>
+          <w:noProof/>
+        </w:rPr>
+        <w:t>10</w:t>
+      </w:r>
+      <w:r>
+        <w:rPr>
+          <w:noProof/>
+        </w:rPr>
+        <w:fldChar w:fldCharType="end"/>
+      </w:r>
       <w:r>
         <w:t>:Sentence Analysis code and output.</w:t>
       </w:r>
+      <w:bookmarkEnd w:id="27"/>
       <w:bookmarkEnd w:id="28"/>
-      <w:bookmarkEnd w:id="29"/>
     </w:p>
     <w:p/>
     <w:p/>
@@ -4031,67 +4190,67 @@
       <w:pPr>
         <w:pStyle w:val="Heading1"/>
       </w:pPr>
-      <w:bookmarkStart w:id="30" w:name="_Toc231556427"/>
+      <w:bookmarkStart w:id="29" w:name="_Toc231556427"/>
       <w:r>
         <w:lastRenderedPageBreak/>
         <w:t>WEEK 3: Hidden Markov Models and Sequence Labelling.</w:t>
       </w:r>
+      <w:bookmarkEnd w:id="29"/>
+    </w:p>
+    <w:p>
+      <w:pPr>
+        <w:pStyle w:val="Heading2"/>
+      </w:pPr>
+      <w:bookmarkStart w:id="30" w:name="_Toc231556428"/>
+      <w:r>
+        <w:t>3.1 Use of HMM Models.</w:t>
+      </w:r>
       <w:bookmarkEnd w:id="30"/>
     </w:p>
     <w:p>
+      <w:r>
+        <w:t>HMMS are statistical models used to represent systems where the actual states are hidden but can be inferred from observable outputs.</w:t>
+      </w:r>
+    </w:p>
+    <w:p>
       <w:pPr>
         <w:pStyle w:val="Heading2"/>
       </w:pPr>
-      <w:bookmarkStart w:id="31" w:name="_Toc231556428"/>
-      <w:r>
-        <w:t>3.1 Use of HMM Models.</w:t>
+      <w:bookmarkStart w:id="31" w:name="_Toc231556429"/>
+      <w:r>
+        <w:t>3.1.1 Speech Recognition.</w:t>
       </w:r>
       <w:bookmarkEnd w:id="31"/>
     </w:p>
     <w:p>
       <w:r>
-        <w:t>HMMS are statistical models used to represent systems where the actual states are hidden but can be inferred from observable outputs.</w:t>
+        <w:t>Speech is divided into small sounds units called phonemes, that phoneme is actually hidden. What’s used is actually the acoustic signal.</w:t>
+      </w:r>
+    </w:p>
+    <w:p>
+      <w:r>
+        <w:t>HMMs estimate the most likely sequence of words from the observed sounds.</w:t>
+      </w:r>
+    </w:p>
+    <w:p>
+      <w:proofErr w:type="spellStart"/>
+      <w:r>
+        <w:t>e.g</w:t>
+      </w:r>
+      <w:proofErr w:type="spellEnd"/>
+      <w:r>
+        <w:t xml:space="preserve"> speech “HI”, the observed audio waveform goes through HMM which predicts the phoneme that matches. Which is “HI”.</w:t>
       </w:r>
     </w:p>
     <w:p>
       <w:pPr>
         <w:pStyle w:val="Heading2"/>
       </w:pPr>
-      <w:bookmarkStart w:id="32" w:name="_Toc231556429"/>
-      <w:r>
-        <w:t>3.1.1 Speech Recognition.</w:t>
+      <w:bookmarkStart w:id="32" w:name="_Toc231556430"/>
+      <w:r>
+        <w:t>3.1.2 Chatbots.</w:t>
       </w:r>
       <w:bookmarkEnd w:id="32"/>
-    </w:p>
-    <w:p>
-      <w:r>
-        <w:t>Speech is divided into small sounds units called phonemes, that phoneme is actually hidden. What’s used is actually the acoustic signal.</w:t>
-      </w:r>
-    </w:p>
-    <w:p>
-      <w:r>
-        <w:t>HMMs estimate the most likely sequence of words from the observed sounds.</w:t>
-      </w:r>
-    </w:p>
-    <w:p>
-      <w:proofErr w:type="spellStart"/>
-      <w:r>
-        <w:t>e.g</w:t>
-      </w:r>
-      <w:proofErr w:type="spellEnd"/>
-      <w:r>
-        <w:t xml:space="preserve"> speech “HI”, the observed audio waveform goes through HMM which predicts the phoneme that matches. Which is “HI”.</w:t>
-      </w:r>
-    </w:p>
-    <w:p>
-      <w:pPr>
-        <w:pStyle w:val="Heading2"/>
-      </w:pPr>
-      <w:bookmarkStart w:id="33" w:name="_Toc231556430"/>
-      <w:r>
-        <w:t>3.1.2 Chatbots.</w:t>
-      </w:r>
-      <w:bookmarkEnd w:id="33"/>
     </w:p>
     <w:p>
       <w:r>
@@ -4135,7 +4294,7 @@
       <w:pPr>
         <w:pStyle w:val="Heading1"/>
       </w:pPr>
-      <w:bookmarkStart w:id="34" w:name="_Toc231556431"/>
+      <w:bookmarkStart w:id="33" w:name="_Toc231556431"/>
       <w:r>
         <w:lastRenderedPageBreak/>
         <w:t>WEEK 4:</w:t>
@@ -4151,17 +4310,17 @@
       <w:r>
         <w:t xml:space="preserve"> and Semantic Analysis.</w:t>
       </w:r>
+      <w:bookmarkEnd w:id="33"/>
+    </w:p>
+    <w:p>
+      <w:pPr>
+        <w:pStyle w:val="Heading2"/>
+      </w:pPr>
+      <w:bookmarkStart w:id="34" w:name="_Toc231556432"/>
+      <w:r>
+        <w:t>4.1 Installing spacy.</w:t>
+      </w:r>
       <w:bookmarkEnd w:id="34"/>
-    </w:p>
-    <w:p>
-      <w:pPr>
-        <w:pStyle w:val="Heading2"/>
-      </w:pPr>
-      <w:bookmarkStart w:id="35" w:name="_Toc231556432"/>
-      <w:r>
-        <w:t>4.1 Installing spacy.</w:t>
-      </w:r>
-      <w:bookmarkEnd w:id="35"/>
     </w:p>
     <w:p>
       <w:pPr>
@@ -4187,7 +4346,7 @@
                     <pic:cNvPicPr/>
                   </pic:nvPicPr>
                   <pic:blipFill>
-                    <a:blip r:embed="rId16">
+                    <a:blip r:embed="rId17">
                       <a:extLst>
                         <a:ext uri="{28A0092B-C50C-407E-A947-70E740481C1C}">
                           <a14:useLocalDpi xmlns:a14="http://schemas.microsoft.com/office/drawing/2010/main" val="0"/>
@@ -4218,18 +4377,31 @@
       <w:pPr>
         <w:pStyle w:val="Caption"/>
       </w:pPr>
-      <w:bookmarkStart w:id="36" w:name="_Toc231556461"/>
+      <w:bookmarkStart w:id="35" w:name="_Toc231556461"/>
       <w:r>
         <w:t xml:space="preserve">Figure </w:t>
       </w:r>
-      <w:fldSimple w:instr=" SEQ Figure \* ARABIC ">
-        <w:r>
-          <w:rPr>
-            <w:noProof/>
-          </w:rPr>
-          <w:t>11</w:t>
-        </w:r>
-      </w:fldSimple>
+      <w:r>
+        <w:fldChar w:fldCharType="begin"/>
+      </w:r>
+      <w:r>
+        <w:instrText xml:space="preserve"> SEQ Figure \* ARABIC </w:instrText>
+      </w:r>
+      <w:r>
+        <w:fldChar w:fldCharType="separate"/>
+      </w:r>
+      <w:r>
+        <w:rPr>
+          <w:noProof/>
+        </w:rPr>
+        <w:t>11</w:t>
+      </w:r>
+      <w:r>
+        <w:rPr>
+          <w:noProof/>
+        </w:rPr>
+        <w:fldChar w:fldCharType="end"/>
+      </w:r>
       <w:r>
         <w:t xml:space="preserve">: </w:t>
       </w:r>
@@ -4241,17 +4413,17 @@
       <w:r>
         <w:t xml:space="preserve"> installed</w:t>
       </w:r>
+      <w:bookmarkEnd w:id="35"/>
+    </w:p>
+    <w:p>
+      <w:pPr>
+        <w:pStyle w:val="Heading2"/>
+      </w:pPr>
+      <w:bookmarkStart w:id="36" w:name="_Toc231556433"/>
+      <w:r>
+        <w:t>4.2 Dependency Parsing.</w:t>
+      </w:r>
       <w:bookmarkEnd w:id="36"/>
-    </w:p>
-    <w:p>
-      <w:pPr>
-        <w:pStyle w:val="Heading2"/>
-      </w:pPr>
-      <w:bookmarkStart w:id="37" w:name="_Toc231556433"/>
-      <w:r>
-        <w:t>4.2 Dependency Parsing.</w:t>
-      </w:r>
-      <w:bookmarkEnd w:id="37"/>
     </w:p>
     <w:p>
       <w:pPr>
@@ -4277,7 +4449,7 @@
                     <pic:cNvPicPr/>
                   </pic:nvPicPr>
                   <pic:blipFill>
-                    <a:blip r:embed="rId17">
+                    <a:blip r:embed="rId18">
                       <a:extLst>
                         <a:ext uri="{28A0092B-C50C-407E-A947-70E740481C1C}">
                           <a14:useLocalDpi xmlns:a14="http://schemas.microsoft.com/office/drawing/2010/main" val="0"/>
@@ -4308,22 +4480,35 @@
       <w:pPr>
         <w:pStyle w:val="Caption"/>
       </w:pPr>
-      <w:bookmarkStart w:id="38" w:name="_Toc231556462"/>
+      <w:bookmarkStart w:id="37" w:name="_Toc231556462"/>
       <w:r>
         <w:t xml:space="preserve">Figure </w:t>
       </w:r>
-      <w:fldSimple w:instr=" SEQ Figure \* ARABIC ">
-        <w:r>
-          <w:rPr>
-            <w:noProof/>
-          </w:rPr>
-          <w:t>12</w:t>
-        </w:r>
-      </w:fldSimple>
+      <w:r>
+        <w:fldChar w:fldCharType="begin"/>
+      </w:r>
+      <w:r>
+        <w:instrText xml:space="preserve"> SEQ Figure \* ARABIC </w:instrText>
+      </w:r>
+      <w:r>
+        <w:fldChar w:fldCharType="separate"/>
+      </w:r>
+      <w:r>
+        <w:rPr>
+          <w:noProof/>
+        </w:rPr>
+        <w:t>12</w:t>
+      </w:r>
+      <w:r>
+        <w:rPr>
+          <w:noProof/>
+        </w:rPr>
+        <w:fldChar w:fldCharType="end"/>
+      </w:r>
       <w:r>
         <w:t>: Code snippet showing POS</w:t>
       </w:r>
-      <w:bookmarkEnd w:id="38"/>
+      <w:bookmarkEnd w:id="37"/>
     </w:p>
     <w:p>
       <w:r>
@@ -4370,7 +4555,7 @@
                     <pic:cNvPicPr/>
                   </pic:nvPicPr>
                   <pic:blipFill>
-                    <a:blip r:embed="rId18">
+                    <a:blip r:embed="rId19">
                       <a:extLst>
                         <a:ext uri="{28A0092B-C50C-407E-A947-70E740481C1C}">
                           <a14:useLocalDpi xmlns:a14="http://schemas.microsoft.com/office/drawing/2010/main" val="0"/>
@@ -4471,7 +4656,7 @@
           <w:rFonts w:eastAsia="Times New Roman"/>
         </w:rPr>
       </w:pPr>
-      <w:bookmarkStart w:id="39" w:name="_Toc231556434"/>
+      <w:bookmarkStart w:id="38" w:name="_Toc231556434"/>
       <w:r>
         <w:rPr>
           <w:rFonts w:eastAsia="Times New Roman"/>
@@ -4479,17 +4664,17 @@
         <w:lastRenderedPageBreak/>
         <w:t>WEEK 5: CAT 1 PREPARATION AND MINI NLP PROJECTS</w:t>
       </w:r>
+      <w:bookmarkEnd w:id="38"/>
+    </w:p>
+    <w:p>
+      <w:pPr>
+        <w:pStyle w:val="Heading2"/>
+      </w:pPr>
+      <w:bookmarkStart w:id="39" w:name="_Toc231556435"/>
+      <w:r>
+        <w:t>5.1 Complete NLP pipeline</w:t>
+      </w:r>
       <w:bookmarkEnd w:id="39"/>
-    </w:p>
-    <w:p>
-      <w:pPr>
-        <w:pStyle w:val="Heading2"/>
-      </w:pPr>
-      <w:bookmarkStart w:id="40" w:name="_Toc231556435"/>
-      <w:r>
-        <w:t>5.1 Complete NLP pipeline</w:t>
-      </w:r>
-      <w:bookmarkEnd w:id="40"/>
     </w:p>
     <w:p>
       <w:pPr>
@@ -4515,7 +4700,7 @@
                     <pic:cNvPicPr/>
                   </pic:nvPicPr>
                   <pic:blipFill>
-                    <a:blip r:embed="rId19">
+                    <a:blip r:embed="rId20">
                       <a:extLst>
                         <a:ext uri="{28A0092B-C50C-407E-A947-70E740481C1C}">
                           <a14:useLocalDpi xmlns:a14="http://schemas.microsoft.com/office/drawing/2010/main" val="0"/>
@@ -4546,32 +4731,48 @@
       <w:pPr>
         <w:pStyle w:val="Caption"/>
       </w:pPr>
-      <w:bookmarkStart w:id="41" w:name="_Toc231556463"/>
+      <w:bookmarkStart w:id="40" w:name="_Toc231556463"/>
       <w:r>
         <w:t xml:space="preserve">Figure </w:t>
       </w:r>
-      <w:fldSimple w:instr=" SEQ Figure \* ARABIC ">
-        <w:r>
-          <w:rPr>
-            <w:noProof/>
-          </w:rPr>
-          <w:t>13</w:t>
-        </w:r>
-      </w:fldSimple>
+      <w:r>
+        <w:fldChar w:fldCharType="begin"/>
+      </w:r>
+      <w:r>
+        <w:instrText xml:space="preserve"> SEQ Figure \* ARA</w:instrText>
+      </w:r>
+      <w:r>
+        <w:instrText xml:space="preserve">BIC </w:instrText>
+      </w:r>
+      <w:r>
+        <w:fldChar w:fldCharType="separate"/>
+      </w:r>
+      <w:r>
+        <w:rPr>
+          <w:noProof/>
+        </w:rPr>
+        <w:t>13</w:t>
+      </w:r>
+      <w:r>
+        <w:rPr>
+          <w:noProof/>
+        </w:rPr>
+        <w:fldChar w:fldCharType="end"/>
+      </w:r>
       <w:r>
         <w:t>: Complete NLP Pipeline</w:t>
       </w:r>
+      <w:bookmarkEnd w:id="40"/>
+    </w:p>
+    <w:p>
+      <w:pPr>
+        <w:pStyle w:val="Heading2"/>
+      </w:pPr>
+      <w:bookmarkStart w:id="41" w:name="_Toc231556436"/>
+      <w:r>
+        <w:t>5.2 Mini Chatbot simulation.</w:t>
+      </w:r>
       <w:bookmarkEnd w:id="41"/>
-    </w:p>
-    <w:p>
-      <w:pPr>
-        <w:pStyle w:val="Heading2"/>
-      </w:pPr>
-      <w:bookmarkStart w:id="42" w:name="_Toc231556436"/>
-      <w:r>
-        <w:t>5.2 Mini Chatbot simulation.</w:t>
-      </w:r>
-      <w:bookmarkEnd w:id="42"/>
     </w:p>
     <w:p>
       <w:pPr>
@@ -4597,7 +4798,7 @@
                     <pic:cNvPicPr/>
                   </pic:nvPicPr>
                   <pic:blipFill>
-                    <a:blip r:embed="rId20">
+                    <a:blip r:embed="rId21">
                       <a:extLst>
                         <a:ext uri="{28A0092B-C50C-407E-A947-70E740481C1C}">
                           <a14:useLocalDpi xmlns:a14="http://schemas.microsoft.com/office/drawing/2010/main" val="0"/>
@@ -4628,21 +4829,45 @@
       <w:pPr>
         <w:pStyle w:val="Caption"/>
       </w:pPr>
-      <w:bookmarkStart w:id="43" w:name="_Toc231556464"/>
+      <w:bookmarkStart w:id="42" w:name="_Toc231556464"/>
       <w:r>
         <w:t xml:space="preserve">Figure </w:t>
       </w:r>
-      <w:fldSimple w:instr=" SEQ Figure \* ARABIC ">
-        <w:r>
-          <w:rPr>
-            <w:noProof/>
-          </w:rPr>
-          <w:t>14</w:t>
-        </w:r>
-      </w:fldSimple>
+      <w:r>
+        <w:fldChar w:fldCharType="begin"/>
+      </w:r>
+      <w:r>
+        <w:instrText xml:space="preserve"> SEQ Figure \* ARABIC </w:instrText>
+      </w:r>
+      <w:r>
+        <w:fldChar w:fldCharType="separate"/>
+      </w:r>
+      <w:r>
+        <w:rPr>
+          <w:noProof/>
+        </w:rPr>
+        <w:t>14</w:t>
+      </w:r>
+      <w:r>
+        <w:rPr>
+          <w:noProof/>
+        </w:rPr>
+        <w:fldChar w:fldCharType="end"/>
+      </w:r>
       <w:r>
         <w:t>:Chatbot sim</w:t>
       </w:r>
+      <w:bookmarkEnd w:id="42"/>
+      <w:r>
+        <w:t>ulation.</w:t>
+      </w:r>
+    </w:p>
+    <w:p>
+      <w:r>
+        <w:lastRenderedPageBreak/>
+        <w:t>Figure 14 shows a mockup of what a chatbot entails, with specific keywords triggering pre-made dialogue options, creating the illusion of conversing with a customer care agent.</w:t>
+      </w:r>
+      <w:bookmarkStart w:id="43" w:name="_GoBack"/>
       <w:bookmarkEnd w:id="43"/>
     </w:p>
     <w:sectPr>
@@ -5662,7 +5887,7 @@
 </file>
 
 <file path=customXml/itemProps1.xml><?xml version="1.0" encoding="utf-8"?>
-<ds:datastoreItem xmlns:ds="http://schemas.openxmlformats.org/officeDocument/2006/customXml" ds:itemID="{83D5F600-A497-49F6-9C8B-E26A98C60737}">
+<ds:datastoreItem xmlns:ds="http://schemas.openxmlformats.org/officeDocument/2006/customXml" ds:itemID="{A3D0AD98-7DEE-4442-80E8-2514DDC3C24F}">
   <ds:schemaRefs>
     <ds:schemaRef ds:uri="http://schemas.openxmlformats.org/officeDocument/2006/bibliography"/>
   </ds:schemaRefs>
